--- a/paper_draft.docx
+++ b/paper_draft.docx
@@ -34,9 +34,9 @@
           <w:color w:val="505050"/>
           <w:sz w:val="24"/>
         </w:rPr>
-        <w:t>面向城市峡谷的 LiDAR 辅助 GNSS NLOS 几何建模</w:t>
+        <w:t>LiDAR-Aided GNSS NLOS Geometric Modeling and</w:t>
         <w:br/>
-        <w:t>与伪距修正评估（Draft v0.1）</w:t>
+        <w:t>Pseudorange Correction Evaluation in Urban Canyons  (Draft v0.1)</w:t>
       </w:r>
     </w:p>
     <w:p>
@@ -100,7 +100,7 @@
           <w:color w:val="787878"/>
           <w:sz w:val="19"/>
         </w:rPr>
-        <w:t>【草稿注】关键词（5–7个）：GNSS NLOS, LiDAR point cloud, ray tracing, multipath, SPP pseudorange correction, urban canyon, UrbanNav</w:t>
+        <w:t>[DRAFT NOTE] Keywords (5–7): GNSS NLOS, LiDAR point cloud, ray tracing, multipath, SPP pseudorange correction, urban canyon, UrbanNav</w:t>
       </w:r>
     </w:p>
     <w:p/>
@@ -218,7 +218,7 @@
           <w:color w:val="787878"/>
           <w:sz w:val="19"/>
         </w:rPr>
-        <w:t>【草稿注】可在此段末尾加一句 "The remainder of this paper is organised as follows..."</w:t>
+        <w:t>[DRAFT NOTE] Consider adding "The remainder of this paper is organised as follows..." at the end of this paragraph.</w:t>
       </w:r>
     </w:p>
     <w:p>
@@ -363,7 +363,7 @@
           <w:color w:val="787878"/>
           <w:sz w:val="19"/>
         </w:rPr>
-        <w:t>【草稿注】[Fig. 1] Pipeline block diagram: RINEX obs/nav → Step 3 (azel) | LiDAR bag → Step 2 (map) → Step 4 (ray cast) → Step 6 (ΔL) → Step 7 (SPP)</w:t>
+        <w:t>[DRAFT NOTE] [Fig. 1] Pipeline block diagram: RINEX obs/nav → Step 3 (azel) | LiDAR bag → Step 2 (map) → Step 4 (ray cast) → Step 6 (ΔL) → Step 7 (SPP)</w:t>
       </w:r>
     </w:p>
     <w:p>
@@ -1776,7 +1776,7 @@
           <w:color w:val="787878"/>
           <w:sz w:val="19"/>
         </w:rPr>
-        <w:t>【草稿注】[Fig. 3] 仰角分箱的 Precision/Recall/F1 柱状图 + 混淆矩阵热力图</w:t>
+        <w:t>[DRAFT NOTE] [Fig. 3] Precision/Recall/F1 bar chart by elevation bin + confusion matrix heatmap (from lidar_nlos_comparison.html)</w:t>
       </w:r>
     </w:p>
     <w:p>
@@ -2341,7 +2341,7 @@
           <w:color w:val="787878"/>
           <w:sz w:val="19"/>
         </w:rPr>
-        <w:t>【草稿注】[Fig. 4] ΔL vs 仰角散点图 + 严重程度甜甜圈图（来自 Step 6 HTML）</w:t>
+        <w:t>[DRAFT NOTE] [Fig. 4] ΔL vs elevation scatter plot + severity donut chart (from lidar_reflection_model.html)</w:t>
       </w:r>
     </w:p>
     <w:p>
@@ -2901,7 +2901,7 @@
           <w:color w:val="787878"/>
           <w:sz w:val="19"/>
         </w:rPr>
-        <w:t>【草稿注】[Fig. 5] 三模式水平误差 CDF（来自 Step 7 HTML）</w:t>
+        <w:t>[DRAFT NOTE] [Fig. 5] Horizontal error CDF for three modes (from spp_correction_report.html)</w:t>
       </w:r>
     </w:p>
     <w:p>
@@ -2917,7 +2917,7 @@
           <w:color w:val="787878"/>
           <w:sz w:val="19"/>
         </w:rPr>
-        <w:t>【草稿注】[Fig. 6] 水平误差时间序列（来自 Step 7 HTML）</w:t>
+        <w:t>[DRAFT NOTE] [Fig. 6] Horizontal error time series (from spp_correction_report.html)</w:t>
       </w:r>
     </w:p>
     <w:p>
@@ -3402,7 +3402,7 @@
           <w:color w:val="787878"/>
           <w:sz w:val="19"/>
         </w:rPr>
-        <w:t>【草稿注】以下图表均已由流程脚本生成，可直接截图或导出矢量图插入正文。</w:t>
+        <w:t>[DRAFT NOTE] All figures below are generated by pipeline scripts; screenshots or vector exports can be inserted directly into the paper.</w:t>
       </w:r>
     </w:p>
     <w:p>
@@ -3416,7 +3416,7 @@
           <w:i w:val="0"/>
           <w:sz w:val="20"/>
         </w:rPr>
-        <w:t>Appendix Table. 图表清单与完成状态。</w:t>
+        <w:t>Appendix Table. Figure and table checklist with completion status.</w:t>
       </w:r>
     </w:p>
     <w:tbl>
@@ -3449,7 +3449,7 @@
                 <w:i w:val="0"/>
                 <w:sz w:val="20"/>
               </w:rPr>
-              <w:t>编号</w:t>
+              <w:t>ID</w:t>
             </w:r>
           </w:p>
         </w:tc>
@@ -3469,7 +3469,7 @@
                 <w:i w:val="0"/>
                 <w:sz w:val="20"/>
               </w:rPr>
-              <w:t>内容</w:t>
+              <w:t>Content</w:t>
             </w:r>
           </w:p>
         </w:tc>
@@ -3489,7 +3489,7 @@
                 <w:i w:val="0"/>
                 <w:sz w:val="20"/>
               </w:rPr>
-              <w:t>来源脚本/文件</w:t>
+              <w:t>Source script / file</w:t>
             </w:r>
           </w:p>
         </w:tc>
@@ -3509,7 +3509,7 @@
                 <w:i w:val="0"/>
                 <w:sz w:val="20"/>
               </w:rPr>
-              <w:t>状态</w:t>
+              <w:t>Status</w:t>
             </w:r>
           </w:p>
         </w:tc>
@@ -3549,7 +3549,7 @@
                 <w:i w:val="0"/>
                 <w:sz w:val="20"/>
               </w:rPr>
-              <w:t>Pipeline 架构示意图</w:t>
+              <w:t>Pipeline architecture block diagram</w:t>
             </w:r>
           </w:p>
         </w:tc>
@@ -3568,7 +3568,7 @@
                 <w:i w:val="0"/>
                 <w:sz w:val="20"/>
               </w:rPr>
-              <w:t>手绘/PowerPoint</w:t>
+              <w:t>Hand-drawn / PowerPoint</w:t>
             </w:r>
           </w:p>
         </w:tc>
@@ -3587,7 +3587,7 @@
                 <w:i w:val="0"/>
                 <w:sz w:val="20"/>
               </w:rPr>
-              <w:t>待制作</w:t>
+              <w:t>To be created</w:t>
             </w:r>
           </w:p>
         </w:tc>
@@ -3627,7 +3627,7 @@
                 <w:i w:val="0"/>
                 <w:sz w:val="20"/>
               </w:rPr>
-              <w:t>CloudCompare 地图截图</w:t>
+              <w:t>CloudCompare LiDAR map screenshot</w:t>
             </w:r>
           </w:p>
         </w:tc>
@@ -3665,7 +3665,7 @@
                 <w:i w:val="0"/>
                 <w:sz w:val="20"/>
               </w:rPr>
-              <w:t>已有截图</w:t>
+              <w:t>Screenshot available</w:t>
             </w:r>
           </w:p>
         </w:tc>
@@ -3705,7 +3705,7 @@
                 <w:i w:val="0"/>
                 <w:sz w:val="20"/>
               </w:rPr>
-              <w:t>NLOS 检测分仰角性能</w:t>
+              <w:t>NLOS detection performance by elevation bin</w:t>
             </w:r>
           </w:p>
         </w:tc>
@@ -3743,7 +3743,7 @@
                 <w:i w:val="0"/>
                 <w:sz w:val="20"/>
               </w:rPr>
-              <w:t>已生成</w:t>
+              <w:t>Generated</w:t>
             </w:r>
           </w:p>
         </w:tc>
@@ -3783,7 +3783,7 @@
                 <w:i w:val="0"/>
                 <w:sz w:val="20"/>
               </w:rPr>
-              <w:t>ΔL 分布 + 严重程度图</w:t>
+              <w:t>ΔL distribution + severity chart</w:t>
             </w:r>
           </w:p>
         </w:tc>
@@ -3821,7 +3821,7 @@
                 <w:i w:val="0"/>
                 <w:sz w:val="20"/>
               </w:rPr>
-              <w:t>已生成</w:t>
+              <w:t>Generated</w:t>
             </w:r>
           </w:p>
         </w:tc>
@@ -3861,7 +3861,7 @@
                 <w:i w:val="0"/>
                 <w:sz w:val="20"/>
               </w:rPr>
-              <w:t>SPP 三模式误差 CDF</w:t>
+              <w:t>SPP three-mode horizontal error CDF</w:t>
             </w:r>
           </w:p>
         </w:tc>
@@ -3899,7 +3899,7 @@
                 <w:i w:val="0"/>
                 <w:sz w:val="20"/>
               </w:rPr>
-              <w:t>已生成</w:t>
+              <w:t>Generated</w:t>
             </w:r>
           </w:p>
         </w:tc>
@@ -3939,7 +3939,7 @@
                 <w:i w:val="0"/>
                 <w:sz w:val="20"/>
               </w:rPr>
-              <w:t>SPP 误差时间序列</w:t>
+              <w:t>SPP horizontal error time series</w:t>
             </w:r>
           </w:p>
         </w:tc>
@@ -3977,7 +3977,7 @@
                 <w:i w:val="0"/>
                 <w:sz w:val="20"/>
               </w:rPr>
-              <w:t>已生成</w:t>
+              <w:t>Generated</w:t>
             </w:r>
           </w:p>
         </w:tc>
@@ -4017,7 +4017,7 @@
                 <w:i w:val="0"/>
                 <w:sz w:val="20"/>
               </w:rPr>
-              <w:t>数据集参数</w:t>
+              <w:t>Dataset parameters</w:t>
             </w:r>
           </w:p>
         </w:tc>
@@ -4036,7 +4036,7 @@
                 <w:i w:val="0"/>
                 <w:sz w:val="20"/>
               </w:rPr>
-              <w:t>本文档</w:t>
+              <w:t>This document</w:t>
             </w:r>
           </w:p>
         </w:tc>
@@ -4055,7 +4055,7 @@
                 <w:i w:val="0"/>
                 <w:sz w:val="20"/>
               </w:rPr>
-              <w:t>已完成</w:t>
+              <w:t>Complete</w:t>
             </w:r>
           </w:p>
         </w:tc>
@@ -4095,7 +4095,7 @@
                 <w:i w:val="0"/>
                 <w:sz w:val="20"/>
               </w:rPr>
-              <w:t>NLOS 混淆矩阵</w:t>
+              <w:t>NLOS detection confusion matrix</w:t>
             </w:r>
           </w:p>
         </w:tc>
@@ -4114,7 +4114,7 @@
                 <w:i w:val="0"/>
                 <w:sz w:val="20"/>
               </w:rPr>
-              <w:t>本文档</w:t>
+              <w:t>This document</w:t>
             </w:r>
           </w:p>
         </w:tc>
@@ -4133,7 +4133,7 @@
                 <w:i w:val="0"/>
                 <w:sz w:val="20"/>
               </w:rPr>
-              <w:t>已完成</w:t>
+              <w:t>Complete</w:t>
             </w:r>
           </w:p>
         </w:tc>
@@ -4173,7 +4173,7 @@
                 <w:i w:val="0"/>
                 <w:sz w:val="20"/>
               </w:rPr>
-              <w:t>ΔL 严重程度分布</w:t>
+              <w:t>ΔL severity distribution</w:t>
             </w:r>
           </w:p>
         </w:tc>
@@ -4192,7 +4192,7 @@
                 <w:i w:val="0"/>
                 <w:sz w:val="20"/>
               </w:rPr>
-              <w:t>本文档</w:t>
+              <w:t>This document</w:t>
             </w:r>
           </w:p>
         </w:tc>
@@ -4211,7 +4211,7 @@
                 <w:i w:val="0"/>
                 <w:sz w:val="20"/>
               </w:rPr>
-              <w:t>已完成</w:t>
+              <w:t>Complete</w:t>
             </w:r>
           </w:p>
         </w:tc>
@@ -4251,7 +4251,7 @@
                 <w:i w:val="0"/>
                 <w:sz w:val="20"/>
               </w:rPr>
-              <w:t>SPP 误差统计对比</w:t>
+              <w:t>SPP error comparison</w:t>
             </w:r>
           </w:p>
         </w:tc>
@@ -4270,7 +4270,7 @@
                 <w:i w:val="0"/>
                 <w:sz w:val="20"/>
               </w:rPr>
-              <w:t>本文档</w:t>
+              <w:t>This document</w:t>
             </w:r>
           </w:p>
         </w:tc>
@@ -4289,7 +4289,7 @@
                 <w:i w:val="0"/>
                 <w:sz w:val="20"/>
               </w:rPr>
-              <w:t>已完成</w:t>
+              <w:t>Complete</w:t>
             </w:r>
           </w:p>
         </w:tc>

--- a/paper_draft.docx
+++ b/paper_draft.docx
@@ -36,7 +36,7 @@
         </w:rPr>
         <w:t>LiDAR-Aided GNSS NLOS Geometric Modeling and</w:t>
         <w:br/>
-        <w:t>Pseudorange Correction Evaluation in Urban Canyons  (Draft v0.1)</w:t>
+        <w:t>Pseudorange Correction Evaluation in Urban Canyons  (Draft v0.2)</w:t>
       </w:r>
     </w:p>
     <w:p>
@@ -61,7 +61,7 @@
     </w:p>
     <w:p>
       <w:pPr>
-        <w:spacing w:before="240" w:after="80"/>
+        <w:spacing w:before="280" w:after="80"/>
       </w:pPr>
       <w:r>
         <w:rPr>
@@ -84,7 +84,7 @@
           <w:i w:val="0"/>
           <w:sz w:val="22"/>
         </w:rPr>
-        <w:t>Urban canyon environments severely degrade GNSS positioning accuracy due to non-line-of-sight (NLOS) signal reception and multipath propagation. This paper presents an end-to-end pipeline that leverages LiDAR point cloud maps for GNSS NLOS detection, reflection surface modeling, and pseudorange correction, evaluated on the publicly available UrbanNav Medium-Urban-1 dataset collected in the Tsim Sha Tsui district of Hong Kong. The pipeline comprises five stages: (1) INSPVAX trajectory extraction, (2) dense LiDAR map construction (8.53 M points, 0.2 m voxel), (3) satellite azimuth/elevation computation from RINEX observations, (4) ray-casting-based NLOS detection via a 3D occupancy voxel grid, and (5) reflection surface geometry modeling using local PCA surface normals, yielding per-satellite extra path length estimates (ΔL = 2·d·cos θᵢ). Compared against del2AINLOS machine-learning labels, the LiDAR detector achieves Precision = 0.454, Recall = 0.780, and F1 = 0.574. The geometric ΔL follows a distribution dominated by the "strong" category (2–10 m, 67.9%), with a mean of 6.70 m consistent with urban-canyon multipath literature. A weighted-least-squares SPP correction experiment with three modes—baseline, NLOS exclusion, and ΔL correction—reveals that purely geometric ΔL correction does not improve GPS-only positioning under offline map conditions (baseline 75.6 m vs. correction 92.3 m mean horizontal error). Root-cause analysis attributes this outcome to GPS-only geometry collapse upon satellite exclusion, mixed-multipath amplitude uncertainty, and insufficient surface normal reliability (41.3% planarity &lt; 0.5). These findings quantify the limitations of the geometric modeling layer and motivate signal-domain (SDR-based) validation as an essential complement, establishing a measurable baseline for future work.</w:t>
+        <w:t>Urban canyon environments severely degrade GNSS positioning accuracy due to non-line-of-sight (NLOS) signal reception and multipath propagation. This paper presents an end-to-end, open-source pipeline that leverages LiDAR point cloud maps for GNSS NLOS detection, reflection surface modeling, and pseudorange correction, evaluated on the publicly available UrbanNav Medium-Urban-1 dataset collected in Tsim Sha Tsui, Hong Kong. The pipeline comprises five stages: (1) INSPVAX trajectory extraction, (2) dense LiDAR map construction (8.53 M points, 0.2 m voxel), (3) satellite azimuth/elevation computation from RINEX observations, (4) voxel-grid ray-casting NLOS detection, and (5) PCA-based reflection surface modeling yielding per-satellite extra path length estimates (ΔL = 2·d·cos θᵢ). Compared against del2AINLOS machine-learning labels, the LiDAR detector achieves Precision = 0.454, Recall = 0.780, F1 = 0.574. The geometric ΔL distribution is dominated by the "strong" multipath category (2–10 m, 67.9%) with a mean of 6.70 m. A three-mode WLS SPP experiment (baseline / NLOS exclusion / ΔL correction) reveals that GPS-only geometric correction does not improve positioning accuracy (baseline 75.6 m vs. correction 92.3 m mean horizontal error). Root-cause analysis identifies GPS geometry collapse upon satellite exclusion, mixed-multipath amplitude uncertainty, and 41.3% low-planarity surface normals as the key failure mechanisms. These findings motivate a companion multi-constellation experiment (GPS + BeiDou + Galileo) that is expected to close the geometry gap and validate the pipeline under operationally relevant conditions.</w:t>
       </w:r>
     </w:p>
     <w:p>
@@ -100,13 +100,13 @@
           <w:color w:val="787878"/>
           <w:sz w:val="19"/>
         </w:rPr>
-        <w:t>[DRAFT NOTE] Keywords (5–7): GNSS NLOS, LiDAR point cloud, ray tracing, multipath, SPP pseudorange correction, urban canyon, UrbanNav</w:t>
+        <w:t>[DRAFT NOTE] Keywords (5–7): GNSS NLOS, LiDAR point cloud, ray tracing, multipath, WLS SPP, urban canyon, UrbanNav</w:t>
       </w:r>
     </w:p>
     <w:p/>
     <w:p>
       <w:pPr>
-        <w:spacing w:before="240" w:after="80"/>
+        <w:spacing w:before="280" w:after="80"/>
       </w:pPr>
       <w:r>
         <w:rPr>
@@ -129,7 +129,7 @@
           <w:i w:val="0"/>
           <w:sz w:val="22"/>
         </w:rPr>
-        <w:t>Global Navigation Satellite System (GNSS) single-point positioning (SPP) in urban canyons remains a challenging problem. Tall buildings reflect and occlude satellite signals, causing non-line-of-sight (NLOS) reception and code multipath errors that can exceed tens to hundreds of metres [1]. In dense urban environments such as Hong Kong's Tsim Sha Tsui (TST) district, GPS-only SPP routinely exhibits horizontal errors of 50–200 m [2], rendering it insufficient for navigation applications that require sub-10 m accuracy.</w:t>
+        <w:t>Global Navigation Satellite System (GNSS) single-point positioning (SPP) in urban canyons remains a challenging problem. Tall buildings reflect and occlude satellite signals, causing non-line-of-sight (NLOS) reception and code multipath errors that can exceed tens to hundreds of metres [1]. In dense urban environments such as Hong Kong's Tsim Sha Tsui (TST) district, GPS-only SPP routinely exhibits horizontal errors of 50–200 m [2], rendering it insufficient for navigation applications requiring sub-10 m accuracy.</w:t>
       </w:r>
     </w:p>
     <w:p>
@@ -143,7 +143,7 @@
           <w:i w:val="0"/>
           <w:sz w:val="22"/>
         </w:rPr>
-        <w:t>LiDAR sensors mounted on autonomous vehicles provide dense 3-D point clouds of the surrounding environment. Several recent studies have exploited such point clouds to identify NLOS satellites through ray-casting [3,4] and to estimate pseudorange corrections from detected building geometry [5]. Wen et al. [5] demonstrated a ~4× improvement in SPP accuracy using a real-time sliding-window LiDAR map with GPS+BeiDou+GLONASS+Galileo observations. However, the conditions under which geometric ΔL corrections are beneficial—and when they fail—have not been systematically quantified for GPS-only, offline-map scenarios.</w:t>
+        <w:t>LiDAR sensors mounted on autonomous vehicles provide dense 3-D point clouds of the surrounding environment. Recent studies have exploited such point clouds to identify NLOS satellites through ray-casting [3,4] and to estimate pseudorange corrections from detected building geometry [5]. Wen et al. [5] demonstrated a ~4× improvement in SPP accuracy using a real-time sliding-window LiDAR map with multi-constellation GNSS. However, the failure modes of geometric ΔL correction under GPS-only, offline-map conditions have not been systematically quantified.</w:t>
       </w:r>
     </w:p>
     <w:p>
@@ -172,7 +172,7 @@
           <w:i w:val="0"/>
           <w:sz w:val="22"/>
         </w:rPr>
-        <w:t>(2) We implement and evaluate a complete, reproducible LiDAR–GNSS NLOS detection-to-correction pipeline on the public UrbanNav dataset, providing step-by-step quantitative results at each stage.</w:t>
+        <w:t>(2) A complete, reproducible LiDAR–GNSS NLOS pipeline on the public UrbanNav dataset, with step-by-step quantitative results and all source code released.</w:t>
       </w:r>
     </w:p>
     <w:p>
@@ -187,7 +187,7 @@
           <w:i w:val="0"/>
           <w:sz w:val="22"/>
         </w:rPr>
-        <w:t>(3) We introduce a cross-validation between LiDAR geometric NLOS labels and del2AINLOS machine-learning labels [6], identifying per-elevation-band reliability profiles of the LiDAR detector.</w:t>
+        <w:t>(3) Cross-validation between LiDAR geometric NLOS labels and del2AINLOS ML labels [6], identifying per-elevation-band reliability profiles.</w:t>
       </w:r>
     </w:p>
     <w:p>
@@ -202,7 +202,7 @@
           <w:i w:val="0"/>
           <w:sz w:val="22"/>
         </w:rPr>
-        <w:t>(4) We conduct a three-mode SPP correction experiment (baseline / NLOS exclusion / ΔL correction) and provide a structured root-cause analysis of the observed correction failure, directly motivating SDR-based signal-domain validation as a necessary complement to geometric modeling.</w:t>
+        <w:t>(4) A three-mode SPP correction experiment with structured root-cause analysis of the GPS-only correction failure, directly motivating multi-constellation follow-up experiments.</w:t>
       </w:r>
     </w:p>
     <w:p>
@@ -218,12 +218,12 @@
           <w:color w:val="787878"/>
           <w:sz w:val="19"/>
         </w:rPr>
-        <w:t>[DRAFT NOTE] Consider adding "The remainder of this paper is organised as follows..." at the end of this paragraph.</w:t>
+        <w:t>[DRAFT NOTE] Add "The remainder of this paper is organised as follows..." at paragraph end.</w:t>
       </w:r>
     </w:p>
     <w:p>
       <w:pPr>
-        <w:spacing w:before="240" w:after="80"/>
+        <w:spacing w:before="280" w:after="80"/>
       </w:pPr>
       <w:r>
         <w:rPr>
@@ -237,7 +237,7 @@
     </w:p>
     <w:p>
       <w:pPr>
-        <w:spacing w:before="240" w:after="80"/>
+        <w:spacing w:before="280" w:after="80"/>
       </w:pPr>
       <w:r>
         <w:rPr>
@@ -261,12 +261,12 @@
           <w:i w:val="0"/>
           <w:sz w:val="22"/>
         </w:rPr>
-        <w:t>Early approaches to NLOS mitigation relied on 3-D building models derived from GIS databases. Groves and Adjrad [7] proposed a likelihood-based method using LOS/NLOS predictions from 3-D mapping combined with skewed pseudorange error distributions. Ray-tracing in urban environments was formalised by Siebler et al. [8], who established the coordinate-frame transformations required to compute incidence angles from surface normals in autonomous-driving scenarios. LiDAR-based approaches emerged with Wen et al. [3,4], replacing GIS models with real-sensor point clouds for improved spatial accuracy. Machine-learning alternatives, exemplified by del2AINLOS [6], exploit double-difference pseudorange residuals to classify NLOS without explicit geometric modelling.</w:t>
+        <w:t>Early NLOS mitigation relied on GIS-derived 3-D building models. Groves and Adjrad [7] proposed likelihood-based positioning using skewed pseudorange error distributions conditioned on LOS/NLOS predictions. Siebler et al. [8] formalised coordinate-frame transformations for GNSS ray-tracing in autonomous-driving scenarios. LiDAR-based approaches emerged with Wen et al. [3,4], replacing GIS models with real-sensor point clouds for improved spatial accuracy. Machine-learning alternatives, exemplified by del2AINLOS [6], classify NLOS from double-difference pseudorange residuals without explicit geometric modelling.</w:t>
       </w:r>
     </w:p>
     <w:p>
       <w:pPr>
-        <w:spacing w:before="240" w:after="80"/>
+        <w:spacing w:before="280" w:after="80"/>
       </w:pPr>
       <w:r>
         <w:rPr>
@@ -290,12 +290,12 @@
           <w:i w:val="0"/>
           <w:sz w:val="22"/>
         </w:rPr>
-        <w:t>Lau and Cross [9] derived the extra path length formula ΔL = 2·d·cos θᵢ from mirror-image geometry for GNSS carrier-phase multipath and validated it against GPS signals reflected from controlled surfaces. Wen et al. [5] operationalised this correction using real-time LiDAR point clouds and multi-constellation GNSS, achieving horizontal RMS reductions from ~25.9 m to ~6.1 m in Hong Kong urban canyons. The 2022 follow-up [4] extended the framework to RTK positioning via factor-graph optimisation. A critical, yet unresolved, gap in the literature is the quantitative relationship between the geometric ΔL estimate and the actual DLL tracking error, which depends on the amplitude ratio of reflected to direct signal—a quantity accessible only through signal-domain measurement (e.g., SDR).</w:t>
+        <w:t>Lau and Cross [9] derived the extra path length formula ΔL = 2·d·cos θᵢ from mirror-image geometry and validated it against GPS signals reflected from controlled surfaces. Wen et al. [5] operationalised this with real-time LiDAR and multi-constellation GNSS, achieving horizontal RMS reduction from ~25.9 m to ~6.1 m in Hong Kong. A critical unresolved gap is the quantitative relationship between geometric ΔL and actual DLL tracking error, which depends on the amplitude ratio of reflected to direct signal — accessible only through signal-domain measurement (e.g., SDR).</w:t>
       </w:r>
     </w:p>
     <w:p>
       <w:pPr>
-        <w:spacing w:before="240" w:after="80"/>
+        <w:spacing w:before="280" w:after="80"/>
       </w:pPr>
       <w:r>
         <w:rPr>
@@ -319,12 +319,12 @@
           <w:i w:val="0"/>
           <w:sz w:val="22"/>
         </w:rPr>
-        <w:t>Unlike Wen et al. [5], who use a real-time multi-constellation setup, this paper deliberately evaluates the GPS-only, offline-map regime to bound the applicability of geometric correction. The negative correction result reported here constitutes a quantified failure-mode analysis absent from existing literature, and directly motivates SDR-based amplitude measurement as the missing layer.</w:t>
+        <w:t>Unlike Wen et al. [5] who use a real-time multi-constellation setup, this paper evaluates the GPS-only, offline-map regime to bound the applicability of geometric correction. The negative correction result constitutes a quantified failure-mode analysis absent from existing literature. The companion multi-constellation experiment (Section 5.5) will directly validate whether the pipeline produces positive results once the geometry constraint is lifted.</w:t>
       </w:r>
     </w:p>
     <w:p>
       <w:pPr>
-        <w:spacing w:before="240" w:after="80"/>
+        <w:spacing w:before="280" w:after="80"/>
       </w:pPr>
       <w:r>
         <w:rPr>
@@ -347,7 +347,7 @@
           <w:i w:val="0"/>
           <w:sz w:val="22"/>
         </w:rPr>
-        <w:t>The proposed pipeline processes LiDAR bags and GNSS RINEX files through five sequential stages, illustrated in Fig. 1. All coordinate computations use the WGS-84 ellipsoid; the local reference frame is East-North-Up (ENU) with origin at the first NovAtel INSPVAX pose.</w:t>
+        <w:t>The proposed pipeline processes LiDAR bags and GNSS RINEX files through five sequential stages (Fig. 1). All coordinates use WGS-84; the local frame is East-North-Up (ENU) with origin at the first NovAtel INSPVAX pose.</w:t>
       </w:r>
     </w:p>
     <w:p>
@@ -368,7 +368,7 @@
     </w:p>
     <w:p>
       <w:pPr>
-        <w:spacing w:before="240" w:after="80"/>
+        <w:spacing w:before="280" w:after="80"/>
       </w:pPr>
       <w:r>
         <w:rPr>
@@ -392,12 +392,28 @@
           <w:i w:val="0"/>
           <w:sz w:val="22"/>
         </w:rPr>
-        <w:t>Point clouds from a Velodyne VLP-16 LiDAR are accumulated along the NovAtel INSPVAX trajectory (RTK/INS, ~5 cm accuracy). Each frame is transformed to the global ENU frame using the extrinsic calibration T_LiDAR_SPAN = [0, 0, 0.14 m] (vertical offset). The accumulated map is downsampled to 0.2 m voxels using Open3D, yielding 8.53 M points. Ground points with ENU-Z &lt; 1.0 m are excluded in downstream stages to suppress vehicle-body reflections.</w:t>
+        <w:t>Point clouds from a Velodyne VLP-16 LiDAR are accumulated along the NovAtel INSPVAX trajectory (RTK/INS, ~5 cm accuracy). Each frame is transformed to the global ENU frame using T_LiDAR_SPAN = [0, 0, 0.14 m] (vertical offset). The map is downsampled to 0.2 m voxels via Open3D, yielding 8.53 M points. Ground points with ENU-Z &lt; 1.0 m are excluded to suppress vehicle-body reflections.</w:t>
       </w:r>
     </w:p>
     <w:p>
       <w:pPr>
-        <w:spacing w:before="240" w:after="80"/>
+        <w:spacing w:after="80"/>
+        <w:ind w:left="567"/>
+      </w:pPr>
+      <w:r>
+        <w:rPr>
+          <w:rFonts w:ascii="Times New Roman" w:hAnsi="Times New Roman"/>
+          <w:b w:val="0"/>
+          <w:i/>
+          <w:color w:val="787878"/>
+          <w:sz w:val="19"/>
+        </w:rPr>
+        <w:t>[DRAFT NOTE] [Fig. 2] CloudCompare screenshot of urbannav_map.pcd (colour by height); 8.53 M points shown in ENU frame, Z-range approx. −2 m to +80 m.</w:t>
+      </w:r>
+    </w:p>
+    <w:p>
+      <w:pPr>
+        <w:spacing w:before="280" w:after="80"/>
       </w:pPr>
       <w:r>
         <w:rPr>
@@ -421,12 +437,199 @@
           <w:i w:val="0"/>
           <w:sz w:val="22"/>
         </w:rPr>
-        <w:t>For each RINEX observation epoch, satellite ECEF positions are computed from broadcast ephemerides using Keplerian orbit propagation and satellite clock correction (IS-GPS-200). Elevation and azimuth angles are derived at the receiver position interpolated from the INSPVAX trajectory. A minimum elevation mask of 5° is applied. Leap-second handling follows the convention documented in the dataset: the RINEX epoch time offset (18 s) is compensated when matching against UTC-referenced trajectory data.</w:t>
+        <w:t>For each RINEX epoch, satellite ECEF positions are computed from broadcast ephemerides using Keplerian orbit propagation. Satellite clock bias is applied following the sign convention of Kaplan &amp; Hegarty [1] (Equation 1). The Sagnac effect is corrected by rotating the satellite ECEF vector about the Z-axis by Ω_E × travel_time per IS-GPS-200 (Equation 2). Elevation and azimuth are derived at the receiver position interpolated from the INSPVAX trajectory. A 5° elevation mask is applied; leap-second offset (18 s) is compensated when matching RINEX GPS time against UTC-referenced trajectory data.</w:t>
       </w:r>
     </w:p>
     <w:p>
       <w:pPr>
-        <w:spacing w:before="240" w:after="80"/>
+        <w:spacing w:after="120" w:before="0"/>
+      </w:pPr>
+      <w:r>
+        <w:rPr>
+          <w:rFonts w:ascii="Times New Roman" w:hAnsi="Times New Roman"/>
+          <w:b w:val="0"/>
+          <w:i/>
+          <w:sz w:val="20"/>
+        </w:rPr>
+        <w:t>Key corrections (Python, lidar_step3_compute_azel.py):</w:t>
+      </w:r>
+    </w:p>
+    <w:p>
+      <w:pPr>
+        <w:spacing w:before="0" w:after="0"/>
+        <w:ind w:left="567"/>
+        <w:shd w:fill="F2F2F2" w:val="clear"/>
+      </w:pPr>
+      <w:r>
+        <w:rPr>
+          <w:rFonts w:ascii="Courier New" w:hAnsi="Courier New"/>
+          <w:sz w:val="18"/>
+        </w:rPr>
+        <w:t># Eq.1 — satellite clock correction (Kaplan &amp; Hegarty 2006, p.183)</w:t>
+      </w:r>
+    </w:p>
+    <w:p>
+      <w:pPr>
+        <w:spacing w:before="0" w:after="0"/>
+        <w:ind w:left="567"/>
+        <w:shd w:fill="F2F2F2" w:val="clear"/>
+      </w:pPr>
+      <w:r>
+        <w:rPr>
+          <w:rFonts w:ascii="Courier New" w:hAnsi="Courier New"/>
+          <w:sz w:val="18"/>
+        </w:rPr>
+        <w:t># rho = r + c*(dt_rx - dt_sv)  =&gt;  rho_corr = rho + c*dt_sv</w:t>
+      </w:r>
+    </w:p>
+    <w:p>
+      <w:pPr>
+        <w:spacing w:before="0" w:after="0"/>
+        <w:ind w:left="567"/>
+        <w:shd w:fill="F2F2F2" w:val="clear"/>
+      </w:pPr>
+      <w:r>
+        <w:rPr>
+          <w:rFonts w:ascii="Courier New" w:hAnsi="Courier New"/>
+          <w:sz w:val="18"/>
+        </w:rPr>
+        <w:t>psr_clk = psr_raw + C_LIGHT * dt_sv</w:t>
+      </w:r>
+    </w:p>
+    <w:p>
+      <w:pPr>
+        <w:spacing w:before="0" w:after="0"/>
+        <w:ind w:left="567"/>
+        <w:shd w:fill="F2F2F2" w:val="clear"/>
+      </w:pPr>
+      <w:r>
+        <w:rPr>
+          <w:rFonts w:ascii="Courier New" w:hAnsi="Courier New"/>
+          <w:sz w:val="18"/>
+        </w:rPr>
+        <w:t xml:space="preserve"> </w:t>
+      </w:r>
+    </w:p>
+    <w:p>
+      <w:pPr>
+        <w:spacing w:before="0" w:after="0"/>
+        <w:ind w:left="567"/>
+        <w:shd w:fill="F2F2F2" w:val="clear"/>
+      </w:pPr>
+      <w:r>
+        <w:rPr>
+          <w:rFonts w:ascii="Courier New" w:hAnsi="Courier New"/>
+          <w:sz w:val="18"/>
+        </w:rPr>
+        <w:t># Eq.2 — Sagnac effect correction (IS-GPS-200)</w:t>
+      </w:r>
+    </w:p>
+    <w:p>
+      <w:pPr>
+        <w:spacing w:before="0" w:after="0"/>
+        <w:ind w:left="567"/>
+        <w:shd w:fill="F2F2F2" w:val="clear"/>
+      </w:pPr>
+      <w:r>
+        <w:rPr>
+          <w:rFonts w:ascii="Courier New" w:hAnsi="Courier New"/>
+          <w:sz w:val="18"/>
+        </w:rPr>
+        <w:t>def sagnac_correct(sat_ecef, travel_time_s):</w:t>
+      </w:r>
+    </w:p>
+    <w:p>
+      <w:pPr>
+        <w:spacing w:before="0" w:after="0"/>
+        <w:ind w:left="567"/>
+        <w:shd w:fill="F2F2F2" w:val="clear"/>
+      </w:pPr>
+      <w:r>
+        <w:rPr>
+          <w:rFonts w:ascii="Courier New" w:hAnsi="Courier New"/>
+          <w:sz w:val="18"/>
+        </w:rPr>
+        <w:t xml:space="preserve">    theta = OMEGA_E * travel_time_s          # Earth rotation angle</w:t>
+      </w:r>
+    </w:p>
+    <w:p>
+      <w:pPr>
+        <w:spacing w:before="0" w:after="0"/>
+        <w:ind w:left="567"/>
+        <w:shd w:fill="F2F2F2" w:val="clear"/>
+      </w:pPr>
+      <w:r>
+        <w:rPr>
+          <w:rFonts w:ascii="Courier New" w:hAnsi="Courier New"/>
+          <w:sz w:val="18"/>
+        </w:rPr>
+        <w:t xml:space="preserve">    c, s  = math.cos(theta), math.sin(theta)</w:t>
+      </w:r>
+    </w:p>
+    <w:p>
+      <w:pPr>
+        <w:spacing w:before="0" w:after="0"/>
+        <w:ind w:left="567"/>
+        <w:shd w:fill="F2F2F2" w:val="clear"/>
+      </w:pPr>
+      <w:r>
+        <w:rPr>
+          <w:rFonts w:ascii="Courier New" w:hAnsi="Courier New"/>
+          <w:sz w:val="18"/>
+        </w:rPr>
+        <w:t xml:space="preserve">    R = np.array([[c,  s, 0],</w:t>
+      </w:r>
+    </w:p>
+    <w:p>
+      <w:pPr>
+        <w:spacing w:before="0" w:after="0"/>
+        <w:ind w:left="567"/>
+        <w:shd w:fill="F2F2F2" w:val="clear"/>
+      </w:pPr>
+      <w:r>
+        <w:rPr>
+          <w:rFonts w:ascii="Courier New" w:hAnsi="Courier New"/>
+          <w:sz w:val="18"/>
+        </w:rPr>
+        <w:t xml:space="preserve">                  [-s, c, 0],</w:t>
+      </w:r>
+    </w:p>
+    <w:p>
+      <w:pPr>
+        <w:spacing w:before="0" w:after="0"/>
+        <w:ind w:left="567"/>
+        <w:shd w:fill="F2F2F2" w:val="clear"/>
+      </w:pPr>
+      <w:r>
+        <w:rPr>
+          <w:rFonts w:ascii="Courier New" w:hAnsi="Courier New"/>
+          <w:sz w:val="18"/>
+        </w:rPr>
+        <w:t xml:space="preserve">                  [0,  0, 1]])</w:t>
+      </w:r>
+    </w:p>
+    <w:p>
+      <w:pPr>
+        <w:spacing w:before="0" w:after="0"/>
+        <w:ind w:left="567"/>
+        <w:shd w:fill="F2F2F2" w:val="clear"/>
+      </w:pPr>
+      <w:r>
+        <w:rPr>
+          <w:rFonts w:ascii="Courier New" w:hAnsi="Courier New"/>
+          <w:sz w:val="18"/>
+        </w:rPr>
+        <w:t xml:space="preserve">    return R @ sat_ecef</w:t>
+      </w:r>
+    </w:p>
+    <w:p>
+      <w:pPr>
+        <w:spacing w:after="80"/>
+      </w:pPr>
+    </w:p>
+    <w:p>
+      <w:pPr>
+        <w:spacing w:before="280" w:after="80"/>
       </w:pPr>
       <w:r>
         <w:rPr>
@@ -450,12 +653,255 @@
           <w:i w:val="0"/>
           <w:sz w:val="22"/>
         </w:rPr>
-        <w:t>The LiDAR map is voxelised at 0.5 m resolution into a 3-D occupancy set using a 21-bit packed uint64 key for O(1) lookup. For each satellite, a ray is cast from the receiver position in the direction of the satellite (ENU unit vector computed from azimuth and elevation). The ray starts at d_start = 5.0 m from the receiver to skip vehicle-body clutter in the accumulated offline map. A voxel intersection within the maximum range (80 m) is classified as NLOS; otherwise LOS. The intersection distance d_hit is recorded for downstream geometry computation.</w:t>
+        <w:t>The LiDAR map is voxelised at 0.5 m resolution into a 3-D occupancy hash set using a 21-bit packed uint64 key for O(1) lookup. For each satellite, a ray is cast from the receiver ENU position toward the satellite. The ray starts at d_start = 5.0 m to skip vehicle-body clutter; a voxel hit within 80 m is classified NLOS and the intersection distance d_hit is recorded.</w:t>
       </w:r>
     </w:p>
     <w:p>
       <w:pPr>
-        <w:spacing w:before="240" w:after="80"/>
+        <w:spacing w:after="120" w:before="0"/>
+      </w:pPr>
+      <w:r>
+        <w:rPr>
+          <w:rFonts w:ascii="Times New Roman" w:hAnsi="Times New Roman"/>
+          <w:b w:val="0"/>
+          <w:i/>
+          <w:sz w:val="20"/>
+        </w:rPr>
+        <w:t>Core implementation (Python, lidar_step4_ray_casting.py):</w:t>
+      </w:r>
+    </w:p>
+    <w:p>
+      <w:pPr>
+        <w:spacing w:before="0" w:after="0"/>
+        <w:ind w:left="567"/>
+        <w:shd w:fill="F2F2F2" w:val="clear"/>
+      </w:pPr>
+      <w:r>
+        <w:rPr>
+          <w:rFonts w:ascii="Courier New" w:hAnsi="Courier New"/>
+          <w:sz w:val="18"/>
+        </w:rPr>
+        <w:t># Pack (xi, yi, zi) into a single uint64 for O(1) set lookup</w:t>
+      </w:r>
+    </w:p>
+    <w:p>
+      <w:pPr>
+        <w:spacing w:before="0" w:after="0"/>
+        <w:ind w:left="567"/>
+        <w:shd w:fill="F2F2F2" w:val="clear"/>
+      </w:pPr>
+      <w:r>
+        <w:rPr>
+          <w:rFonts w:ascii="Courier New" w:hAnsi="Courier New"/>
+          <w:sz w:val="18"/>
+        </w:rPr>
+        <w:t>def voxel_key(ex, ey, ez, res=0.5):</w:t>
+      </w:r>
+    </w:p>
+    <w:p>
+      <w:pPr>
+        <w:spacing w:before="0" w:after="0"/>
+        <w:ind w:left="567"/>
+        <w:shd w:fill="F2F2F2" w:val="clear"/>
+      </w:pPr>
+      <w:r>
+        <w:rPr>
+          <w:rFonts w:ascii="Courier New" w:hAnsi="Courier New"/>
+          <w:sz w:val="18"/>
+        </w:rPr>
+        <w:t xml:space="preserve">    xi = int(math.floor(ex / res))</w:t>
+      </w:r>
+    </w:p>
+    <w:p>
+      <w:pPr>
+        <w:spacing w:before="0" w:after="0"/>
+        <w:ind w:left="567"/>
+        <w:shd w:fill="F2F2F2" w:val="clear"/>
+      </w:pPr>
+      <w:r>
+        <w:rPr>
+          <w:rFonts w:ascii="Courier New" w:hAnsi="Courier New"/>
+          <w:sz w:val="18"/>
+        </w:rPr>
+        <w:t xml:space="preserve">    yi = int(math.floor(ey / res))</w:t>
+      </w:r>
+    </w:p>
+    <w:p>
+      <w:pPr>
+        <w:spacing w:before="0" w:after="0"/>
+        <w:ind w:left="567"/>
+        <w:shd w:fill="F2F2F2" w:val="clear"/>
+      </w:pPr>
+      <w:r>
+        <w:rPr>
+          <w:rFonts w:ascii="Courier New" w:hAnsi="Courier New"/>
+          <w:sz w:val="18"/>
+        </w:rPr>
+        <w:t xml:space="preserve">    zi = int(math.floor(ez / res))</w:t>
+      </w:r>
+    </w:p>
+    <w:p>
+      <w:pPr>
+        <w:spacing w:before="0" w:after="0"/>
+        <w:ind w:left="567"/>
+        <w:shd w:fill="F2F2F2" w:val="clear"/>
+      </w:pPr>
+      <w:r>
+        <w:rPr>
+          <w:rFonts w:ascii="Courier New" w:hAnsi="Courier New"/>
+          <w:sz w:val="18"/>
+        </w:rPr>
+        <w:t xml:space="preserve">    return ((xi &amp; 0x1FFFFF) &lt;&lt; 42) | ((yi &amp; 0x1FFFFF) &lt;&lt; 21) | (zi &amp; 0x1FFFFF)</w:t>
+      </w:r>
+    </w:p>
+    <w:p>
+      <w:pPr>
+        <w:spacing w:before="0" w:after="0"/>
+        <w:ind w:left="567"/>
+        <w:shd w:fill="F2F2F2" w:val="clear"/>
+      </w:pPr>
+      <w:r>
+        <w:rPr>
+          <w:rFonts w:ascii="Courier New" w:hAnsi="Courier New"/>
+          <w:sz w:val="18"/>
+        </w:rPr>
+        <w:t xml:space="preserve"> </w:t>
+      </w:r>
+    </w:p>
+    <w:p>
+      <w:pPr>
+        <w:spacing w:before="0" w:after="0"/>
+        <w:ind w:left="567"/>
+        <w:shd w:fill="F2F2F2" w:val="clear"/>
+      </w:pPr>
+      <w:r>
+        <w:rPr>
+          <w:rFonts w:ascii="Courier New" w:hAnsi="Courier New"/>
+          <w:sz w:val="18"/>
+        </w:rPr>
+        <w:t>def ray_cast(origin_enu, los_hat, voxel_set,</w:t>
+      </w:r>
+    </w:p>
+    <w:p>
+      <w:pPr>
+        <w:spacing w:before="0" w:after="0"/>
+        <w:ind w:left="567"/>
+        <w:shd w:fill="F2F2F2" w:val="clear"/>
+      </w:pPr>
+      <w:r>
+        <w:rPr>
+          <w:rFonts w:ascii="Courier New" w:hAnsi="Courier New"/>
+          <w:sz w:val="18"/>
+        </w:rPr>
+        <w:t xml:space="preserve">             d_start=5.0, d_max=80.0, step=0.4):</w:t>
+      </w:r>
+    </w:p>
+    <w:p>
+      <w:pPr>
+        <w:spacing w:before="0" w:after="0"/>
+        <w:ind w:left="567"/>
+        <w:shd w:fill="F2F2F2" w:val="clear"/>
+      </w:pPr>
+      <w:r>
+        <w:rPr>
+          <w:rFonts w:ascii="Courier New" w:hAnsi="Courier New"/>
+          <w:sz w:val="18"/>
+        </w:rPr>
+        <w:t xml:space="preserve">    t = d_start</w:t>
+      </w:r>
+    </w:p>
+    <w:p>
+      <w:pPr>
+        <w:spacing w:before="0" w:after="0"/>
+        <w:ind w:left="567"/>
+        <w:shd w:fill="F2F2F2" w:val="clear"/>
+      </w:pPr>
+      <w:r>
+        <w:rPr>
+          <w:rFonts w:ascii="Courier New" w:hAnsi="Courier New"/>
+          <w:sz w:val="18"/>
+        </w:rPr>
+        <w:t xml:space="preserve">    while t &lt;= d_max:</w:t>
+      </w:r>
+    </w:p>
+    <w:p>
+      <w:pPr>
+        <w:spacing w:before="0" w:after="0"/>
+        <w:ind w:left="567"/>
+        <w:shd w:fill="F2F2F2" w:val="clear"/>
+      </w:pPr>
+      <w:r>
+        <w:rPr>
+          <w:rFonts w:ascii="Courier New" w:hAnsi="Courier New"/>
+          <w:sz w:val="18"/>
+        </w:rPr>
+        <w:t xml:space="preserve">        pt = origin_enu + t * los_hat</w:t>
+      </w:r>
+    </w:p>
+    <w:p>
+      <w:pPr>
+        <w:spacing w:before="0" w:after="0"/>
+        <w:ind w:left="567"/>
+        <w:shd w:fill="F2F2F2" w:val="clear"/>
+      </w:pPr>
+      <w:r>
+        <w:rPr>
+          <w:rFonts w:ascii="Courier New" w:hAnsi="Courier New"/>
+          <w:sz w:val="18"/>
+        </w:rPr>
+        <w:t xml:space="preserve">        if voxel_key(*pt) in voxel_set:</w:t>
+      </w:r>
+    </w:p>
+    <w:p>
+      <w:pPr>
+        <w:spacing w:before="0" w:after="0"/>
+        <w:ind w:left="567"/>
+        <w:shd w:fill="F2F2F2" w:val="clear"/>
+      </w:pPr>
+      <w:r>
+        <w:rPr>
+          <w:rFonts w:ascii="Courier New" w:hAnsi="Courier New"/>
+          <w:sz w:val="18"/>
+        </w:rPr>
+        <w:t xml:space="preserve">            return True, t      # NLOS — return hit distance</w:t>
+      </w:r>
+    </w:p>
+    <w:p>
+      <w:pPr>
+        <w:spacing w:before="0" w:after="0"/>
+        <w:ind w:left="567"/>
+        <w:shd w:fill="F2F2F2" w:val="clear"/>
+      </w:pPr>
+      <w:r>
+        <w:rPr>
+          <w:rFonts w:ascii="Courier New" w:hAnsi="Courier New"/>
+          <w:sz w:val="18"/>
+        </w:rPr>
+        <w:t xml:space="preserve">        t += step</w:t>
+      </w:r>
+    </w:p>
+    <w:p>
+      <w:pPr>
+        <w:spacing w:before="0" w:after="0"/>
+        <w:ind w:left="567"/>
+        <w:shd w:fill="F2F2F2" w:val="clear"/>
+      </w:pPr>
+      <w:r>
+        <w:rPr>
+          <w:rFonts w:ascii="Courier New" w:hAnsi="Courier New"/>
+          <w:sz w:val="18"/>
+        </w:rPr>
+        <w:t xml:space="preserve">    return False, None          # LOS</w:t>
+      </w:r>
+    </w:p>
+    <w:p>
+      <w:pPr>
+        <w:spacing w:after="80"/>
+      </w:pPr>
+    </w:p>
+    <w:p>
+      <w:pPr>
+        <w:spacing w:before="280" w:after="80"/>
       </w:pPr>
       <w:r>
         <w:rPr>
@@ -479,12 +925,297 @@
           <w:i w:val="0"/>
           <w:sz w:val="22"/>
         </w:rPr>
-        <w:t>For each NLOS satellite, the signal hit point in ENU coordinates is reconstructed as P_hit = P_rx + d_hit · LOS_hat. A local surface normal n̂ is estimated by PCA on the k ≤ 30 nearest LiDAR map points within radius r = 3.0 m [10,11]. The normal is oriented toward the receiver. Planarity is quantified as 1 − λ_min/λ_max; estimates with planarity &lt; 0.5 are flagged as unreliable (non-planar reflectors). The incidence angle θᵢ = arccos(|LOS_hat · n̂|) and the extra path length ΔL = 2·d_hit·cos θᵢ are computed per [9]. When planarity &lt; 0.5 or fewer than 6 neighbours are found, a simplified fallback formula ΔL = 2·d_hit·cos(elevation) is applied, assuming a vertical facade (upper-bound estimate). Multipath severity is classified as mild (ΔL &lt; 2 m), strong (2–10 m), or severe (≥ 10 m) following [12].</w:t>
+        <w:t>For each NLOS satellite the signal hit point is reconstructed as P_hit = P_rx + d_hit · LOS_hat. A local surface normal n̂ is estimated by PCA (SVD) on the k ≤ 30 nearest LiDAR map points within radius 3.0 m [9, 10]. Planarity is defined as 1 − λ_min / λ_max; estimates with planarity &lt; 0.5 are flagged as unreliable. The extra path length is computed as ΔL = 2·d_hit·cos θᵢ where θᵢ = arccos(|LOS_hat · n̂|) [9]. A vertical-facade fallback (ΔL = 2·d_hit·cos(elevation)) is applied when planarity &lt; 0.5 or fewer than 6 neighbours are found. Multipath severity follows Steingass &amp; Lehner [12]: mild (ΔL &lt; 2 m), strong (2–10 m), severe (≥ 10 m).</w:t>
       </w:r>
     </w:p>
     <w:p>
       <w:pPr>
-        <w:spacing w:before="240" w:after="80"/>
+        <w:spacing w:after="120" w:before="0"/>
+      </w:pPr>
+      <w:r>
+        <w:rPr>
+          <w:rFonts w:ascii="Times New Roman" w:hAnsi="Times New Roman"/>
+          <w:b w:val="0"/>
+          <w:i/>
+          <w:sz w:val="20"/>
+        </w:rPr>
+        <w:t>Core implementation (Python, lidar_step6_reflection_model.py):</w:t>
+      </w:r>
+    </w:p>
+    <w:p>
+      <w:pPr>
+        <w:spacing w:before="0" w:after="0"/>
+        <w:ind w:left="567"/>
+        <w:shd w:fill="F2F2F2" w:val="clear"/>
+      </w:pPr>
+      <w:r>
+        <w:rPr>
+          <w:rFonts w:ascii="Courier New" w:hAnsi="Courier New"/>
+          <w:sz w:val="18"/>
+        </w:rPr>
+        <w:t>def estimate_normal_pca(points):</w:t>
+      </w:r>
+    </w:p>
+    <w:p>
+      <w:pPr>
+        <w:spacing w:before="0" w:after="0"/>
+        <w:ind w:left="567"/>
+        <w:shd w:fill="F2F2F2" w:val="clear"/>
+      </w:pPr>
+      <w:r>
+        <w:rPr>
+          <w:rFonts w:ascii="Courier New" w:hAnsi="Courier New"/>
+          <w:sz w:val="18"/>
+        </w:rPr>
+        <w:t xml:space="preserve">    """Return (unit_normal, planarity) via SVD on centred point set."""</w:t>
+      </w:r>
+    </w:p>
+    <w:p>
+      <w:pPr>
+        <w:spacing w:before="0" w:after="0"/>
+        <w:ind w:left="567"/>
+        <w:shd w:fill="F2F2F2" w:val="clear"/>
+      </w:pPr>
+      <w:r>
+        <w:rPr>
+          <w:rFonts w:ascii="Courier New" w:hAnsi="Courier New"/>
+          <w:sz w:val="18"/>
+        </w:rPr>
+        <w:t xml:space="preserve">    centered  = points - points.mean(axis=0)</w:t>
+      </w:r>
+    </w:p>
+    <w:p>
+      <w:pPr>
+        <w:spacing w:before="0" w:after="0"/>
+        <w:ind w:left="567"/>
+        <w:shd w:fill="F2F2F2" w:val="clear"/>
+      </w:pPr>
+      <w:r>
+        <w:rPr>
+          <w:rFonts w:ascii="Courier New" w:hAnsi="Courier New"/>
+          <w:sz w:val="18"/>
+        </w:rPr>
+        <w:t xml:space="preserve">    _, sv, Vt = np.linalg.svd(centered, full_matrices=False)</w:t>
+      </w:r>
+    </w:p>
+    <w:p>
+      <w:pPr>
+        <w:spacing w:before="0" w:after="0"/>
+        <w:ind w:left="567"/>
+        <w:shd w:fill="F2F2F2" w:val="clear"/>
+      </w:pPr>
+      <w:r>
+        <w:rPr>
+          <w:rFonts w:ascii="Courier New" w:hAnsi="Courier New"/>
+          <w:sz w:val="18"/>
+        </w:rPr>
+        <w:t xml:space="preserve">    normal    = Vt[-1]                        # smallest singular vector</w:t>
+      </w:r>
+    </w:p>
+    <w:p>
+      <w:pPr>
+        <w:spacing w:before="0" w:after="0"/>
+        <w:ind w:left="567"/>
+        <w:shd w:fill="F2F2F2" w:val="clear"/>
+      </w:pPr>
+      <w:r>
+        <w:rPr>
+          <w:rFonts w:ascii="Courier New" w:hAnsi="Courier New"/>
+          <w:sz w:val="18"/>
+        </w:rPr>
+        <w:t xml:space="preserve">    planarity = 1.0 - sv[-1] / (sv[0] + 1e-9)</w:t>
+      </w:r>
+    </w:p>
+    <w:p>
+      <w:pPr>
+        <w:spacing w:before="0" w:after="0"/>
+        <w:ind w:left="567"/>
+        <w:shd w:fill="F2F2F2" w:val="clear"/>
+      </w:pPr>
+      <w:r>
+        <w:rPr>
+          <w:rFonts w:ascii="Courier New" w:hAnsi="Courier New"/>
+          <w:sz w:val="18"/>
+        </w:rPr>
+        <w:t xml:space="preserve">    return normal, float(planarity)</w:t>
+      </w:r>
+    </w:p>
+    <w:p>
+      <w:pPr>
+        <w:spacing w:before="0" w:after="0"/>
+        <w:ind w:left="567"/>
+        <w:shd w:fill="F2F2F2" w:val="clear"/>
+      </w:pPr>
+      <w:r>
+        <w:rPr>
+          <w:rFonts w:ascii="Courier New" w:hAnsi="Courier New"/>
+          <w:sz w:val="18"/>
+        </w:rPr>
+        <w:t xml:space="preserve"> </w:t>
+      </w:r>
+    </w:p>
+    <w:p>
+      <w:pPr>
+        <w:spacing w:before="0" w:after="0"/>
+        <w:ind w:left="567"/>
+        <w:shd w:fill="F2F2F2" w:val="clear"/>
+      </w:pPr>
+      <w:r>
+        <w:rPr>
+          <w:rFonts w:ascii="Courier New" w:hAnsi="Courier New"/>
+          <w:sz w:val="18"/>
+        </w:rPr>
+        <w:t># For each NLOS satellite:</w:t>
+      </w:r>
+    </w:p>
+    <w:p>
+      <w:pPr>
+        <w:spacing w:before="0" w:after="0"/>
+        <w:ind w:left="567"/>
+        <w:shd w:fill="F2F2F2" w:val="clear"/>
+      </w:pPr>
+      <w:r>
+        <w:rPr>
+          <w:rFonts w:ascii="Courier New" w:hAnsi="Courier New"/>
+          <w:sz w:val="18"/>
+        </w:rPr>
+        <w:t>p_hit  = rx_enu + d_hit * los_hat             # hit point in ENU</w:t>
+      </w:r>
+    </w:p>
+    <w:p>
+      <w:pPr>
+        <w:spacing w:before="0" w:after="0"/>
+        <w:ind w:left="567"/>
+        <w:shd w:fill="F2F2F2" w:val="clear"/>
+      </w:pPr>
+      <w:r>
+        <w:rPr>
+          <w:rFonts w:ascii="Courier New" w:hAnsi="Courier New"/>
+          <w:sz w:val="18"/>
+        </w:rPr>
+        <w:t>idx    = map_tree.query_ball_point(p_hit, r=3.0)</w:t>
+      </w:r>
+    </w:p>
+    <w:p>
+      <w:pPr>
+        <w:spacing w:before="0" w:after="0"/>
+        <w:ind w:left="567"/>
+        <w:shd w:fill="F2F2F2" w:val="clear"/>
+      </w:pPr>
+      <w:r>
+        <w:rPr>
+          <w:rFonts w:ascii="Courier New" w:hAnsi="Courier New"/>
+          <w:sz w:val="18"/>
+        </w:rPr>
+        <w:t>normal, planarity = estimate_normal_pca(map_pts[idx])</w:t>
+      </w:r>
+    </w:p>
+    <w:p>
+      <w:pPr>
+        <w:spacing w:before="0" w:after="0"/>
+        <w:ind w:left="567"/>
+        <w:shd w:fill="F2F2F2" w:val="clear"/>
+      </w:pPr>
+      <w:r>
+        <w:rPr>
+          <w:rFonts w:ascii="Courier New" w:hAnsi="Courier New"/>
+          <w:sz w:val="18"/>
+        </w:rPr>
+        <w:t>if np.dot(normal, rx_enu - p_hit) &lt; 0:        # orient toward receiver</w:t>
+      </w:r>
+    </w:p>
+    <w:p>
+      <w:pPr>
+        <w:spacing w:before="0" w:after="0"/>
+        <w:ind w:left="567"/>
+        <w:shd w:fill="F2F2F2" w:val="clear"/>
+      </w:pPr>
+      <w:r>
+        <w:rPr>
+          <w:rFonts w:ascii="Courier New" w:hAnsi="Courier New"/>
+          <w:sz w:val="18"/>
+        </w:rPr>
+        <w:t xml:space="preserve">    normal = -normal</w:t>
+      </w:r>
+    </w:p>
+    <w:p>
+      <w:pPr>
+        <w:spacing w:before="0" w:after="0"/>
+        <w:ind w:left="567"/>
+        <w:shd w:fill="F2F2F2" w:val="clear"/>
+      </w:pPr>
+      <w:r>
+        <w:rPr>
+          <w:rFonts w:ascii="Courier New" w:hAnsi="Courier New"/>
+          <w:sz w:val="18"/>
+        </w:rPr>
+        <w:t>if planarity &gt;= 0.5 and len(idx) &gt;= 6:</w:t>
+      </w:r>
+    </w:p>
+    <w:p>
+      <w:pPr>
+        <w:spacing w:before="0" w:after="0"/>
+        <w:ind w:left="567"/>
+        <w:shd w:fill="F2F2F2" w:val="clear"/>
+      </w:pPr>
+      <w:r>
+        <w:rPr>
+          <w:rFonts w:ascii="Courier New" w:hAnsi="Courier New"/>
+          <w:sz w:val="18"/>
+        </w:rPr>
+        <w:t xml:space="preserve">    cos_theta = abs(np.dot(los_hat, normal))</w:t>
+      </w:r>
+    </w:p>
+    <w:p>
+      <w:pPr>
+        <w:spacing w:before="0" w:after="0"/>
+        <w:ind w:left="567"/>
+        <w:shd w:fill="F2F2F2" w:val="clear"/>
+      </w:pPr>
+      <w:r>
+        <w:rPr>
+          <w:rFonts w:ascii="Courier New" w:hAnsi="Courier New"/>
+          <w:sz w:val="18"/>
+        </w:rPr>
+        <w:t xml:space="preserve">    delta_l   = 2.0 * d_hit * cos_theta       # Lau &amp; Cross 2007</w:t>
+      </w:r>
+    </w:p>
+    <w:p>
+      <w:pPr>
+        <w:spacing w:before="0" w:after="0"/>
+        <w:ind w:left="567"/>
+        <w:shd w:fill="F2F2F2" w:val="clear"/>
+      </w:pPr>
+      <w:r>
+        <w:rPr>
+          <w:rFonts w:ascii="Courier New" w:hAnsi="Courier New"/>
+          <w:sz w:val="18"/>
+        </w:rPr>
+        <w:t>else:</w:t>
+      </w:r>
+    </w:p>
+    <w:p>
+      <w:pPr>
+        <w:spacing w:before="0" w:after="0"/>
+        <w:ind w:left="567"/>
+        <w:shd w:fill="F2F2F2" w:val="clear"/>
+      </w:pPr>
+      <w:r>
+        <w:rPr>
+          <w:rFonts w:ascii="Courier New" w:hAnsi="Courier New"/>
+          <w:sz w:val="18"/>
+        </w:rPr>
+        <w:t xml:space="preserve">    delta_l   = 2.0 * d_hit * math.cos(math.radians(elevation))  # fallback</w:t>
+      </w:r>
+    </w:p>
+    <w:p>
+      <w:pPr>
+        <w:spacing w:after="80"/>
+      </w:pPr>
+    </w:p>
+    <w:p>
+      <w:pPr>
+        <w:spacing w:before="280" w:after="80"/>
       </w:pPr>
       <w:r>
         <w:rPr>
@@ -508,13 +1239,12 @@
           <w:i w:val="0"/>
           <w:sz w:val="22"/>
         </w:rPr>
-        <w:t>Single-point positioning is solved by iterative weighted least-squares (WLS) with four unknowns: receiver ECEF position and clock bias. The linearised observation equation per satellite i is:</w:t>
+        <w:t>Single-point positioning is solved by iterative WLS with four unknowns: receiver ECEF position and clock bias. The linearised observation equation per satellite i is:  δρᵢ = eᵢᵀ δx + c δtᵣ,  where eᵢ is the unit vector from satellite to receiver and c δtᵣ the receiver clock correction [1]. Pseudoranges are corrected for satellite clock bias and simplified tropospheric delay T = 2.3/sin(el) m. Elevation-based weighting wᵢ = sin²(elᵢ) is used [13].</w:t>
       </w:r>
     </w:p>
     <w:p>
       <w:pPr>
         <w:spacing w:after="120" w:before="0"/>
-        <w:ind w:left="567"/>
       </w:pPr>
       <w:r>
         <w:rPr>
@@ -523,12 +1253,13 @@
           <w:i w:val="0"/>
           <w:sz w:val="22"/>
         </w:rPr>
-        <w:t xml:space="preserve">    δρᵢ = eᵢᵀ δx + c δtᵣ</w:t>
+        <w:t>Three correction modes are evaluated:</w:t>
       </w:r>
     </w:p>
     <w:p>
       <w:pPr>
         <w:spacing w:after="120" w:before="0"/>
+        <w:ind w:left="283"/>
       </w:pPr>
       <w:r>
         <w:rPr>
@@ -537,12 +1268,13 @@
           <w:i w:val="0"/>
           <w:sz w:val="22"/>
         </w:rPr>
-        <w:t>where eᵢ is the unit vector from satellite to receiver, δx the position correction vector, and c δtᵣ the receiver clock correction [1]. Pseudoranges are corrected for satellite clock bias (ρ_corr = ρ + c·δt_sv, Kaplan &amp; Hegarty 2006 p.183) and simplified tropospheric delay (T = 2.3/sin(el) m). Sagnac effect correction is applied per IS-GPS-200. Elevation-based weighting wᵢ = sin²(elᵢ) is used [13].</w:t>
+        <w:t xml:space="preserve">  • Baseline: All satellites, elevation-based weights only.</w:t>
       </w:r>
     </w:p>
     <w:p>
       <w:pPr>
         <w:spacing w:after="120" w:before="0"/>
+        <w:ind w:left="283"/>
       </w:pPr>
       <w:r>
         <w:rPr>
@@ -551,7 +1283,7 @@
           <w:i w:val="0"/>
           <w:sz w:val="22"/>
         </w:rPr>
-        <w:t>Three modes are evaluated:</w:t>
+        <w:t xml:space="preserve">  • NLOS Exclusion: LiDAR-NLOS satellites set to weight = 0 (excluded).</w:t>
       </w:r>
     </w:p>
     <w:p>
@@ -566,13 +1298,283 @@
           <w:i w:val="0"/>
           <w:sz w:val="22"/>
         </w:rPr>
-        <w:t xml:space="preserve">  • Baseline: All satellites, no correction.</w:t>
+        <w:t xml:space="preserve">  • ΔL Correction: NLOS pseudoranges reduced by ΔL; weight × planarity × 0.1 following [5].</w:t>
       </w:r>
     </w:p>
     <w:p>
       <w:pPr>
         <w:spacing w:after="120" w:before="0"/>
-        <w:ind w:left="283"/>
+      </w:pPr>
+      <w:r>
+        <w:rPr>
+          <w:rFonts w:ascii="Times New Roman" w:hAnsi="Times New Roman"/>
+          <w:b w:val="0"/>
+          <w:i/>
+          <w:sz w:val="20"/>
+        </w:rPr>
+        <w:t>WLS solver (Python, lidar_step7_spp_correction.py):</w:t>
+      </w:r>
+    </w:p>
+    <w:p>
+      <w:pPr>
+        <w:spacing w:before="0" w:after="0"/>
+        <w:ind w:left="567"/>
+        <w:shd w:fill="F2F2F2" w:val="clear"/>
+      </w:pPr>
+      <w:r>
+        <w:rPr>
+          <w:rFonts w:ascii="Courier New" w:hAnsi="Courier New"/>
+          <w:sz w:val="18"/>
+        </w:rPr>
+        <w:t>def wls_spp(sats_info, x0_ecef, max_iter=10):</w:t>
+      </w:r>
+    </w:p>
+    <w:p>
+      <w:pPr>
+        <w:spacing w:before="0" w:after="0"/>
+        <w:ind w:left="567"/>
+        <w:shd w:fill="F2F2F2" w:val="clear"/>
+      </w:pPr>
+      <w:r>
+        <w:rPr>
+          <w:rFonts w:ascii="Courier New" w:hAnsi="Courier New"/>
+          <w:sz w:val="18"/>
+        </w:rPr>
+        <w:t xml:space="preserve">    x = np.array(list(x0_ecef) + [0.0])   # [X, Y, Z, c*dt_r]</w:t>
+      </w:r>
+    </w:p>
+    <w:p>
+      <w:pPr>
+        <w:spacing w:before="0" w:after="0"/>
+        <w:ind w:left="567"/>
+        <w:shd w:fill="F2F2F2" w:val="clear"/>
+      </w:pPr>
+      <w:r>
+        <w:rPr>
+          <w:rFonts w:ascii="Courier New" w:hAnsi="Courier New"/>
+          <w:sz w:val="18"/>
+        </w:rPr>
+        <w:t xml:space="preserve">    for _ in range(max_iter):</w:t>
+      </w:r>
+    </w:p>
+    <w:p>
+      <w:pPr>
+        <w:spacing w:before="0" w:after="0"/>
+        <w:ind w:left="567"/>
+        <w:shd w:fill="F2F2F2" w:val="clear"/>
+      </w:pPr>
+      <w:r>
+        <w:rPr>
+          <w:rFonts w:ascii="Courier New" w:hAnsi="Courier New"/>
+          <w:sz w:val="18"/>
+        </w:rPr>
+        <w:t xml:space="preserve">        H, dp, W = [], [], []</w:t>
+      </w:r>
+    </w:p>
+    <w:p>
+      <w:pPr>
+        <w:spacing w:before="0" w:after="0"/>
+        <w:ind w:left="567"/>
+        <w:shd w:fill="F2F2F2" w:val="clear"/>
+      </w:pPr>
+      <w:r>
+        <w:rPr>
+          <w:rFonts w:ascii="Courier New" w:hAnsi="Courier New"/>
+          <w:sz w:val="18"/>
+        </w:rPr>
+        <w:t xml:space="preserve">        for s in sats_info:</w:t>
+      </w:r>
+    </w:p>
+    <w:p>
+      <w:pPr>
+        <w:spacing w:before="0" w:after="0"/>
+        <w:ind w:left="567"/>
+        <w:shd w:fill="F2F2F2" w:val="clear"/>
+      </w:pPr>
+      <w:r>
+        <w:rPr>
+          <w:rFonts w:ascii="Courier New" w:hAnsi="Courier New"/>
+          <w:sz w:val="18"/>
+        </w:rPr>
+        <w:t xml:space="preserve">            diff = x[:3] - np.array(s["sat_ecef"])</w:t>
+      </w:r>
+    </w:p>
+    <w:p>
+      <w:pPr>
+        <w:spacing w:before="0" w:after="0"/>
+        <w:ind w:left="567"/>
+        <w:shd w:fill="F2F2F2" w:val="clear"/>
+      </w:pPr>
+      <w:r>
+        <w:rPr>
+          <w:rFonts w:ascii="Courier New" w:hAnsi="Courier New"/>
+          <w:sz w:val="18"/>
+        </w:rPr>
+        <w:t xml:space="preserve">            r    = np.linalg.norm(diff)</w:t>
+      </w:r>
+    </w:p>
+    <w:p>
+      <w:pPr>
+        <w:spacing w:before="0" w:after="0"/>
+        <w:ind w:left="567"/>
+        <w:shd w:fill="F2F2F2" w:val="clear"/>
+      </w:pPr>
+      <w:r>
+        <w:rPr>
+          <w:rFonts w:ascii="Courier New" w:hAnsi="Courier New"/>
+          <w:sz w:val="18"/>
+        </w:rPr>
+        <w:t xml:space="preserve">            if r &lt; 1e4: continue           # skip invalid geometry</w:t>
+      </w:r>
+    </w:p>
+    <w:p>
+      <w:pPr>
+        <w:spacing w:before="0" w:after="0"/>
+        <w:ind w:left="567"/>
+        <w:shd w:fill="F2F2F2" w:val="clear"/>
+      </w:pPr>
+      <w:r>
+        <w:rPr>
+          <w:rFonts w:ascii="Courier New" w:hAnsi="Courier New"/>
+          <w:sz w:val="18"/>
+        </w:rPr>
+        <w:t xml:space="preserve">            e    = diff / r                # unit line-of-sight vector</w:t>
+      </w:r>
+    </w:p>
+    <w:p>
+      <w:pPr>
+        <w:spacing w:before="0" w:after="0"/>
+        <w:ind w:left="567"/>
+        <w:shd w:fill="F2F2F2" w:val="clear"/>
+      </w:pPr>
+      <w:r>
+        <w:rPr>
+          <w:rFonts w:ascii="Courier New" w:hAnsi="Courier New"/>
+          <w:sz w:val="18"/>
+        </w:rPr>
+        <w:t xml:space="preserve">            H.append([e[0], e[1], e[2], 1.0])</w:t>
+      </w:r>
+    </w:p>
+    <w:p>
+      <w:pPr>
+        <w:spacing w:before="0" w:after="0"/>
+        <w:ind w:left="567"/>
+        <w:shd w:fill="F2F2F2" w:val="clear"/>
+      </w:pPr>
+      <w:r>
+        <w:rPr>
+          <w:rFonts w:ascii="Courier New" w:hAnsi="Courier New"/>
+          <w:sz w:val="18"/>
+        </w:rPr>
+        <w:t xml:space="preserve">            dp.append(s["psr_corr"] - r - x[3])</w:t>
+      </w:r>
+    </w:p>
+    <w:p>
+      <w:pPr>
+        <w:spacing w:before="0" w:after="0"/>
+        <w:ind w:left="567"/>
+        <w:shd w:fill="F2F2F2" w:val="clear"/>
+      </w:pPr>
+      <w:r>
+        <w:rPr>
+          <w:rFonts w:ascii="Courier New" w:hAnsi="Courier New"/>
+          <w:sz w:val="18"/>
+        </w:rPr>
+        <w:t xml:space="preserve">            W.append(s["weight"])</w:t>
+      </w:r>
+    </w:p>
+    <w:p>
+      <w:pPr>
+        <w:spacing w:before="0" w:after="0"/>
+        <w:ind w:left="567"/>
+        <w:shd w:fill="F2F2F2" w:val="clear"/>
+      </w:pPr>
+      <w:r>
+        <w:rPr>
+          <w:rFonts w:ascii="Courier New" w:hAnsi="Courier New"/>
+          <w:sz w:val="18"/>
+        </w:rPr>
+        <w:t xml:space="preserve">        H, dp = np.array(H), np.array(dp)</w:t>
+      </w:r>
+    </w:p>
+    <w:p>
+      <w:pPr>
+        <w:spacing w:before="0" w:after="0"/>
+        <w:ind w:left="567"/>
+        <w:shd w:fill="F2F2F2" w:val="clear"/>
+      </w:pPr>
+      <w:r>
+        <w:rPr>
+          <w:rFonts w:ascii="Courier New" w:hAnsi="Courier New"/>
+          <w:sz w:val="18"/>
+        </w:rPr>
+        <w:t xml:space="preserve">        HtW   = H.T @ np.diag(W)</w:t>
+      </w:r>
+    </w:p>
+    <w:p>
+      <w:pPr>
+        <w:spacing w:before="0" w:after="0"/>
+        <w:ind w:left="567"/>
+        <w:shd w:fill="F2F2F2" w:val="clear"/>
+      </w:pPr>
+      <w:r>
+        <w:rPr>
+          <w:rFonts w:ascii="Courier New" w:hAnsi="Courier New"/>
+          <w:sz w:val="18"/>
+        </w:rPr>
+        <w:t xml:space="preserve">        delta = np.linalg.solve(HtW @ H, HtW @ dp)</w:t>
+      </w:r>
+    </w:p>
+    <w:p>
+      <w:pPr>
+        <w:spacing w:before="0" w:after="0"/>
+        <w:ind w:left="567"/>
+        <w:shd w:fill="F2F2F2" w:val="clear"/>
+      </w:pPr>
+      <w:r>
+        <w:rPr>
+          <w:rFonts w:ascii="Courier New" w:hAnsi="Courier New"/>
+          <w:sz w:val="18"/>
+        </w:rPr>
+        <w:t xml:space="preserve">        x    += delta</w:t>
+      </w:r>
+    </w:p>
+    <w:p>
+      <w:pPr>
+        <w:spacing w:before="0" w:after="0"/>
+        <w:ind w:left="567"/>
+        <w:shd w:fill="F2F2F2" w:val="clear"/>
+      </w:pPr>
+      <w:r>
+        <w:rPr>
+          <w:rFonts w:ascii="Courier New" w:hAnsi="Courier New"/>
+          <w:sz w:val="18"/>
+        </w:rPr>
+        <w:t xml:space="preserve">        if np.linalg.norm(delta[:3]) &lt; 0.01: break   # 1 cm convergence</w:t>
+      </w:r>
+    </w:p>
+    <w:p>
+      <w:pPr>
+        <w:spacing w:before="0" w:after="0"/>
+        <w:ind w:left="567"/>
+        <w:shd w:fill="F2F2F2" w:val="clear"/>
+      </w:pPr>
+      <w:r>
+        <w:rPr>
+          <w:rFonts w:ascii="Courier New" w:hAnsi="Courier New"/>
+          <w:sz w:val="18"/>
+        </w:rPr>
+        <w:t xml:space="preserve">    return x[:3], x[3]   # ECEF position, clock bias</w:t>
+      </w:r>
+    </w:p>
+    <w:p>
+      <w:pPr>
+        <w:spacing w:after="80"/>
+      </w:pPr>
+    </w:p>
+    <w:p>
+      <w:pPr>
+        <w:spacing w:after="120" w:before="0"/>
       </w:pPr>
       <w:r>
         <w:rPr>
@@ -581,41 +1583,12 @@
           <w:i w:val="0"/>
           <w:sz w:val="22"/>
         </w:rPr>
-        <w:t xml:space="preserve">  • NLOS Exclusion: LiDAR-NLOS satellites set weight = 0.</w:t>
+        <w:t>Ground-truth comparison: estimated ECEF positions are converted to ENU, then horizontal (2-D) and 3-D errors are computed against INSPVAX poses matched by nearest-neighbour timestamp (tolerance ≤ 10 s).</w:t>
       </w:r>
     </w:p>
     <w:p>
       <w:pPr>
-        <w:spacing w:after="120" w:before="0"/>
-        <w:ind w:left="283"/>
-      </w:pPr>
-      <w:r>
-        <w:rPr>
-          <w:rFonts w:ascii="Times New Roman" w:hAnsi="Times New Roman"/>
-          <w:b w:val="0"/>
-          <w:i w:val="0"/>
-          <w:sz w:val="22"/>
-        </w:rPr>
-        <w:t xml:space="preserve">  • ΔL Correction: NLOS pseudoranges corrected by subtracting ΔL; weight × planarity × 0.1 following [5].</w:t>
-      </w:r>
-    </w:p>
-    <w:p>
-      <w:pPr>
-        <w:spacing w:after="120" w:before="0"/>
-      </w:pPr>
-      <w:r>
-        <w:rPr>
-          <w:rFonts w:ascii="Times New Roman" w:hAnsi="Times New Roman"/>
-          <w:b w:val="0"/>
-          <w:i w:val="0"/>
-          <w:sz w:val="22"/>
-        </w:rPr>
-        <w:t>Estimated positions are compared against ground-truth INSPVAX positions interpolated to each epoch (nearest-neighbour, ≤10 s tolerance). Horizontal (2-D) and 3-D errors in the ENU frame are reported.</w:t>
-      </w:r>
-    </w:p>
-    <w:p>
-      <w:pPr>
-        <w:spacing w:before="240" w:after="80"/>
+        <w:spacing w:before="280" w:after="80"/>
       </w:pPr>
       <w:r>
         <w:rPr>
@@ -629,7 +1602,7 @@
     </w:p>
     <w:p>
       <w:pPr>
-        <w:spacing w:before="240" w:after="80"/>
+        <w:spacing w:before="280" w:after="80"/>
       </w:pPr>
       <w:r>
         <w:rPr>
@@ -653,7 +1626,7 @@
           <w:i w:val="0"/>
           <w:sz w:val="22"/>
         </w:rPr>
-        <w:t>Experiments use the publicly available UrbanNav Medium-Urban-1 dataset [2], collected on 17 May 2021 in the Tsim Sha Tsui district of Hong Kong (approximately 22.301°N, 114.179°E). The dataset provides:</w:t>
+        <w:t>Experiments use the publicly available UrbanNav Medium-Urban-1 dataset [2], collected on 17 May 2021 in the Tsim Sha Tsui district of Hong Kong (approx. 22.301°N, 114.179°E). The dataset provides:</w:t>
       </w:r>
     </w:p>
     <w:p>
@@ -668,7 +1641,7 @@
           <w:i w:val="0"/>
           <w:sz w:val="22"/>
         </w:rPr>
-        <w:t xml:space="preserve">  • GNSS raw observations: u-blox F9P, RINEX 3 format, GPS L1 C/A, 657 epochs at 1 Hz;</w:t>
+        <w:t xml:space="preserve">  • GNSS raw observations: u-blox F9P (multi-constellation capable), RINEX 3 format, GPS L1 C/A, 657 epochs at 1 Hz;</w:t>
       </w:r>
     </w:p>
     <w:p>
@@ -713,7 +1686,7 @@
           <w:i w:val="0"/>
           <w:sz w:val="22"/>
         </w:rPr>
-        <w:t xml:space="preserve">  • Reference NLOS labels: del2AINLOS [6], computed from double-difference GNSS residuals.</w:t>
+        <w:t xml:space="preserve">  • Reference NLOS labels: del2AINLOS [6], from double-difference GNSS residuals.</w:t>
       </w:r>
     </w:p>
     <w:p>
@@ -879,7 +1852,7 @@
                 <w:i w:val="0"/>
                 <w:sz w:val="20"/>
               </w:rPr>
-              <w:t>Date</w:t>
+              <w:t>Date / time</w:t>
             </w:r>
           </w:p>
         </w:tc>
@@ -938,7 +1911,7 @@
                 <w:i w:val="0"/>
                 <w:sz w:val="20"/>
               </w:rPr>
-              <w:t>u-blox F9P (GPS L1 C/A)</w:t>
+              <w:t>u-blox F9P (GPS L1 C/A used in Exp. A)</w:t>
             </w:r>
           </w:p>
         </w:tc>
@@ -1119,6 +2092,46 @@
                 <w:i w:val="0"/>
                 <w:sz w:val="20"/>
               </w:rPr>
+              <w:t>LiDAR map</w:t>
+            </w:r>
+          </w:p>
+        </w:tc>
+        <w:tc>
+          <w:tcPr>
+            <w:tcW w:type="dxa" w:w="4536"/>
+          </w:tcPr>
+          <w:p>
+            <w:pPr>
+              <w:jc w:val="center"/>
+            </w:pPr>
+            <w:r>
+              <w:rPr>
+                <w:rFonts w:ascii="Times New Roman" w:hAnsi="Times New Roman"/>
+                <w:b w:val="0"/>
+                <w:i w:val="0"/>
+                <w:sz w:val="20"/>
+              </w:rPr>
+              <w:t>8.53 M pts, 0.2 m voxel, ENU frame</w:t>
+            </w:r>
+          </w:p>
+        </w:tc>
+      </w:tr>
+      <w:tr>
+        <w:tc>
+          <w:tcPr>
+            <w:tcW w:type="dxa" w:w="4536"/>
+          </w:tcPr>
+          <w:p>
+            <w:pPr>
+              <w:jc w:val="center"/>
+            </w:pPr>
+            <w:r>
+              <w:rPr>
+                <w:rFonts w:ascii="Times New Roman" w:hAnsi="Times New Roman"/>
+                <w:b w:val="0"/>
+                <w:i w:val="0"/>
+                <w:sz w:val="20"/>
+              </w:rPr>
               <w:t>Approx. position</w:t>
             </w:r>
           </w:p>
@@ -1138,7 +2151,7 @@
                 <w:i w:val="0"/>
                 <w:sz w:val="20"/>
               </w:rPr>
-              <w:t>22.301°N, 114.179°E, ~3.5 m</w:t>
+              <w:t>22.301°N, 114.179°E, ~3.5 m altitude</w:t>
             </w:r>
           </w:p>
         </w:tc>
@@ -1147,7 +2160,7 @@
     <w:p/>
     <w:p>
       <w:pPr>
-        <w:spacing w:before="240" w:after="80"/>
+        <w:spacing w:before="280" w:after="80"/>
       </w:pPr>
       <w:r>
         <w:rPr>
@@ -1171,12 +2184,12 @@
           <w:i w:val="0"/>
           <w:sz w:val="22"/>
         </w:rPr>
-        <w:t>The pipeline is implemented in Python 3 and ROS Noetic (Docker container). Key libraries: NumPy, SciPy (KD-tree, WLS), Open3D (voxel downsampling), and rinex_utils (RINEX parsing, satellite position, del2AINLOS package). All scripts are open-sourced at: https://github.com/phyllis-TANG/gnss_ws (branch: claude/review-gnss-spp-JmtgD).</w:t>
+        <w:t>The pipeline is implemented in Python 3 with ROS Noetic (Docker: ros1_gnss). Libraries: NumPy, SciPy (cKDTree, linalg), Open3D (voxel downsampling), rinex_utils / gnss_comm (RINEX parsing, satellite positions, del2AINLOS). Source code: https://github.com/phyllis-TANG/gnss_ws (branch: claude/review-gnss-spp-JmtgD). All pipeline scripts reside in gnss_ws/scripts/lidar_stepN_*.py.</w:t>
       </w:r>
     </w:p>
     <w:p>
       <w:pPr>
-        <w:spacing w:before="240" w:after="80"/>
+        <w:spacing w:before="280" w:after="80"/>
       </w:pPr>
       <w:r>
         <w:rPr>
@@ -1186,7 +2199,7 @@
           <w:color w:val="28508C"/>
           <w:sz w:val="22"/>
         </w:rPr>
-        <w:t>4.3  Evaluation Metrics</w:t>
+        <w:t>4.3  Experiment Design</w:t>
       </w:r>
     </w:p>
     <w:p>
@@ -1200,12 +2213,105 @@
           <w:i w:val="0"/>
           <w:sz w:val="22"/>
         </w:rPr>
-        <w:t>NLOS detection: Precision, Recall, F1-score against del2AINLOS labels. SPP accuracy: mean horizontal error, RMS, 50th and 95th percentiles. Statistical robustness of ΔL estimates is assessed by comparing the full dataset against the planarity ≥ 0.5 subset.</w:t>
+        <w:t>Two experiments are defined:</w:t>
       </w:r>
     </w:p>
     <w:p>
       <w:pPr>
-        <w:spacing w:before="240" w:after="80"/>
+        <w:spacing w:before="60"/>
+        <w:ind w:left="283"/>
+      </w:pPr>
+      <w:r>
+        <w:rPr>
+          <w:rFonts w:ascii="Times New Roman" w:hAnsi="Times New Roman"/>
+          <w:b/>
+          <w:i w:val="0"/>
+          <w:sz w:val="22"/>
+        </w:rPr>
+        <w:t xml:space="preserve">  • Experiment A — GPS-only (completed): </w:t>
+      </w:r>
+      <w:r>
+        <w:rPr>
+          <w:rFonts w:ascii="Times New Roman" w:hAnsi="Times New Roman"/>
+          <w:b w:val="0"/>
+          <w:i w:val="0"/>
+          <w:sz w:val="22"/>
+        </w:rPr>
+        <w:t>Navigation file: hksc137c.21n (GPS). ~9 satellites per epoch. Three SPP modes: baseline / NLOS exclusion / ΔL correction.</w:t>
+      </w:r>
+    </w:p>
+    <w:p>
+      <w:pPr>
+        <w:spacing w:before="60"/>
+        <w:ind w:left="283"/>
+      </w:pPr>
+      <w:r>
+        <w:rPr>
+          <w:rFonts w:ascii="Times New Roman" w:hAnsi="Times New Roman"/>
+          <w:b/>
+          <w:i w:val="0"/>
+          <w:sz w:val="22"/>
+        </w:rPr>
+        <w:t xml:space="preserve">  • Experiment B — Multi-constellation (planned): </w:t>
+      </w:r>
+      <w:r>
+        <w:rPr>
+          <w:rFonts w:ascii="Times New Roman" w:hAnsi="Times New Roman"/>
+          <w:b w:val="0"/>
+          <w:i w:val="0"/>
+          <w:sz w:val="22"/>
+        </w:rPr>
+        <w:t>Navigation file: RINEX 3 mixed nav (GPS + BeiDou + Galileo, same CORS station). ~18–22 satellites per epoch. Same three SPP modes, extended clock-bias vector.</w:t>
+      </w:r>
+    </w:p>
+    <w:p>
+      <w:pPr>
+        <w:spacing w:after="80"/>
+        <w:ind w:left="567"/>
+      </w:pPr>
+      <w:r>
+        <w:rPr>
+          <w:rFonts w:ascii="Times New Roman" w:hAnsi="Times New Roman"/>
+          <w:b w:val="0"/>
+          <w:i/>
+          <w:color w:val="787878"/>
+          <w:sz w:val="19"/>
+        </w:rPr>
+        <w:t>[DRAFT NOTE] To obtain the RINEX 3 mixed nav file for 2021-05-17 DOY 137: download hksc137c.21p (or hksc1370.21p) from the Hong Kong Geodetic Survey CORS portal (https://www.geodetic.gov.hk) or IGS MGEX data centre. The u-blox F9P obs file already contains BeiDou / Galileo observations.</w:t>
+      </w:r>
+    </w:p>
+    <w:p>
+      <w:pPr>
+        <w:spacing w:before="280" w:after="80"/>
+      </w:pPr>
+      <w:r>
+        <w:rPr>
+          <w:rFonts w:ascii="Times New Roman" w:hAnsi="Times New Roman"/>
+          <w:b/>
+          <w:i w:val="0"/>
+          <w:color w:val="28508C"/>
+          <w:sz w:val="22"/>
+        </w:rPr>
+        <w:t>4.4  Evaluation Metrics</w:t>
+      </w:r>
+    </w:p>
+    <w:p>
+      <w:pPr>
+        <w:spacing w:after="120" w:before="0"/>
+      </w:pPr>
+      <w:r>
+        <w:rPr>
+          <w:rFonts w:ascii="Times New Roman" w:hAnsi="Times New Roman"/>
+          <w:b w:val="0"/>
+          <w:i w:val="0"/>
+          <w:sz w:val="22"/>
+        </w:rPr>
+        <w:t>NLOS detection: Precision, Recall, F1-score vs del2AINLOS labels. SPP accuracy: mean horizontal error, RMS, 50th and 95th percentiles (all in metres). ΔL robustness: mean and severity fractions for full dataset vs planarity ≥ 0.5 subset.</w:t>
+      </w:r>
+    </w:p>
+    <w:p>
+      <w:pPr>
+        <w:spacing w:before="280" w:after="80"/>
       </w:pPr>
       <w:r>
         <w:rPr>
@@ -1219,7 +2325,7 @@
     </w:p>
     <w:p>
       <w:pPr>
-        <w:spacing w:before="240" w:after="80"/>
+        <w:spacing w:before="280" w:after="80"/>
       </w:pPr>
       <w:r>
         <w:rPr>
@@ -1243,7 +2349,7 @@
           <w:i w:val="0"/>
           <w:sz w:val="22"/>
         </w:rPr>
-        <w:t>Ray-casting on the offline LiDAR map yields an overall NLOS rate of 66.5% (2753/4140 satellite-epoch pairs). Compared against del2AINLOS labels, the confusion matrix is shown in Table 2.</w:t>
+        <w:t>Ray-casting on the offline LiDAR map yields 2753 NLOS satellite-epoch pairs out of 4140 total (66.5% NLOS rate). Compared against del2AINLOS labels:</w:t>
       </w:r>
     </w:p>
     <w:p>
@@ -1760,7 +2866,7 @@
           <w:i w:val="0"/>
           <w:sz w:val="22"/>
         </w:rPr>
-        <w:t>The high recall (0.780) indicates the LiDAR detector rarely misses true NLOS signals, but the low precision (0.454) reveals substantial over-detection. Per-elevation analysis (Fig. 3) shows that F1 degrades to 0.242 for satellites above 45°, where the offline accumulated map predicts NLOS due to distant structures not present in the real-time environment. This is consistent with the known limitation of offline maps noted in [4]: accumulated point clouds include building surfaces beyond the instantaneous LiDAR field of view, causing false NLOS predictions for high-elevation satellites.</w:t>
+        <w:t>High recall (0.780) confirms the LiDAR detector rarely misses true NLOS signals. Low precision (0.454) reflects over-detection: the offline accumulated map includes distant building surfaces not present in the instantaneous real-time environment, causing false NLOS for high-elevation satellites (el &gt; 45°, F1 = 0.242). This is the known offline-map limitation documented in [4].</w:t>
       </w:r>
     </w:p>
     <w:p>
@@ -1776,12 +2882,12 @@
           <w:color w:val="787878"/>
           <w:sz w:val="19"/>
         </w:rPr>
-        <w:t>[DRAFT NOTE] [Fig. 3] Precision/Recall/F1 bar chart by elevation bin + confusion matrix heatmap (from lidar_nlos_comparison.html)</w:t>
+        <w:t>[DRAFT NOTE] [Fig. 3] Precision/Recall/F1 bar chart by elevation bin (0–15°, 15–30°, 30–45°, &gt;45°) + overall confusion matrix heatmap. Source: lidar_nlos_comparison.html</w:t>
       </w:r>
     </w:p>
     <w:p>
       <w:pPr>
-        <w:spacing w:before="240" w:after="80"/>
+        <w:spacing w:before="280" w:after="80"/>
       </w:pPr>
       <w:r>
         <w:rPr>
@@ -1805,7 +2911,7 @@
           <w:i w:val="0"/>
           <w:sz w:val="22"/>
         </w:rPr>
-        <w:t>Surface normal estimation succeeds for 99.9% of NLOS satellite-epoch pairs (2750/2753), but 41.3% of estimates have planarity &lt; 0.5, flagging unreliable normals at building edges, vehicle rooftops, and vegetation. The estimated ΔL distribution (Table 3, Fig. 4) is dominated by the "strong" multipath category (2–10 m, 67.9%), consistent with urban-canyon multipath delay statistics reported by Steingass and Lehner [12] for Munich. Robustness is confirmed by restricting to planarity ≥ 0.5: the mean changes by only 0.03 m (6.70 → 6.67 m) and the severity fractions shift by &lt; 0.3 percentage points, indicating that unreliable normal estimates introduce random rather than systematic error.</w:t>
+        <w:t>Surface normal estimation succeeds for 2750/2753 NLOS pairs (99.9%). However, 41.3% of estimates have planarity &lt; 0.5, flagging unreliable normals at building edges, vegetation, and accumulated vehicle clutter in the offline map.</w:t>
       </w:r>
     </w:p>
     <w:p>
@@ -1819,7 +2925,7 @@
           <w:i w:val="0"/>
           <w:sz w:val="20"/>
         </w:rPr>
-        <w:t>Table 3. Multipath severity distribution from geometric ΔL estimates.</w:t>
+        <w:t>Table 3. Multipath severity distribution from geometric ΔL estimates (Step 6).</w:t>
       </w:r>
     </w:p>
     <w:tbl>
@@ -2030,7 +3136,7 @@
                 <w:i w:val="0"/>
                 <w:sz w:val="20"/>
               </w:rPr>
-              <w:t>DLL-trackable, small SPP impact</w:t>
+              <w:t>DLL-trackable; small SPP impact</w:t>
             </w:r>
           </w:p>
         </w:tc>
@@ -2224,7 +3330,7 @@
                 <w:i w:val="0"/>
                 <w:sz w:val="20"/>
               </w:rPr>
-              <w:t>Pseudorange unusable without correction</w:t>
+              <w:t>Pseudorange degraded without correction</w:t>
             </w:r>
           </w:p>
         </w:tc>
@@ -2330,6 +3436,20 @@
     <w:p/>
     <w:p>
       <w:pPr>
+        <w:spacing w:after="120" w:before="0"/>
+      </w:pPr>
+      <w:r>
+        <w:rPr>
+          <w:rFonts w:ascii="Times New Roman" w:hAnsi="Times New Roman"/>
+          <w:b w:val="0"/>
+          <w:i w:val="0"/>
+          <w:sz w:val="22"/>
+        </w:rPr>
+        <w:t>Robustness check: restricting to planarity ≥ 0.5 (1617 pairs, 58.7%), the mean ΔL changes by only 0.03 m (6.70 → 6.67 m) and severity fractions shift by &lt; 0.3 pp, confirming that low-planarity estimates introduce random rather than systematic error into the ΔL statistics.</w:t>
+      </w:r>
+    </w:p>
+    <w:p>
+      <w:pPr>
         <w:spacing w:after="80"/>
         <w:ind w:left="567"/>
       </w:pPr>
@@ -2341,12 +3461,12 @@
           <w:color w:val="787878"/>
           <w:sz w:val="19"/>
         </w:rPr>
-        <w:t>[DRAFT NOTE] [Fig. 4] ΔL vs elevation scatter plot + severity donut chart (from lidar_reflection_model.html)</w:t>
+        <w:t>[DRAFT NOTE] [Fig. 4] ΔL vs elevation scatter (colour by severity) + severity donut chart. Source: lidar_reflection_model.html</w:t>
       </w:r>
     </w:p>
     <w:p>
       <w:pPr>
-        <w:spacing w:before="240" w:after="80"/>
+        <w:spacing w:before="280" w:after="80"/>
       </w:pPr>
       <w:r>
         <w:rPr>
@@ -2356,7 +3476,7 @@
           <w:color w:val="28508C"/>
           <w:sz w:val="22"/>
         </w:rPr>
-        <w:t>5.3  SPP Correction Experiment (Step 7)</w:t>
+        <w:t>5.3  Experiment A — GPS-Only SPP Correction (Step 7)</w:t>
       </w:r>
     </w:p>
     <w:p>
@@ -2370,7 +3490,7 @@
           <w:i w:val="0"/>
           <w:sz w:val="22"/>
         </w:rPr>
-        <w:t>Table 4 summarises SPP horizontal error across the three modes for 635 matched epochs (GT tolerance 10 s, elevation mask 10°).</w:t>
+        <w:t>Table 4 summarises horizontal SPP error across three modes for 635 matched epochs (GT tolerance 10 s, elevation mask 10°).</w:t>
       </w:r>
     </w:p>
     <w:p>
@@ -2384,7 +3504,7 @@
           <w:i w:val="0"/>
           <w:sz w:val="20"/>
         </w:rPr>
-        <w:t>Table 4. SPP horizontal error comparison across three modes.</w:t>
+        <w:t>Table 4. Experiment A — SPP horizontal error, GPS-only, three modes.</w:t>
       </w:r>
     </w:p>
     <w:tbl>
@@ -2885,7 +4005,7 @@
           <w:i w:val="0"/>
           <w:sz w:val="22"/>
         </w:rPr>
-        <w:t>The ΔL correction mode shows a slight degradation relative to baseline (+16.7 m mean, +1.3 m RMS), while NLOS exclusion produces severe degradation for the 85 epochs where sufficient satellites remain (mean +163 m, RMS +452 m). The CDF and time-series plots (Fig. 5–6) confirm these trends are consistent across the entire trajectory.</w:t>
+        <w:t>ΔL correction shows slight degradation (+16.7 m mean, +1.3 m RMS vs baseline). NLOS exclusion produces severe degradation for the 85 epochs that survive (mean +163 m, RMS +452 m). Both results are explained in Section 5.4.</w:t>
       </w:r>
     </w:p>
     <w:p>
@@ -2901,28 +4021,12 @@
           <w:color w:val="787878"/>
           <w:sz w:val="19"/>
         </w:rPr>
-        <w:t>[DRAFT NOTE] [Fig. 5] Horizontal error CDF for three modes (from spp_correction_report.html)</w:t>
+        <w:t>[DRAFT NOTE] [Fig. 5] CDF of horizontal error for three modes. [Fig. 6] Horizontal error time series (635 epochs). Source: spp_correction_report.html</w:t>
       </w:r>
     </w:p>
     <w:p>
       <w:pPr>
-        <w:spacing w:after="80"/>
-        <w:ind w:left="567"/>
-      </w:pPr>
-      <w:r>
-        <w:rPr>
-          <w:rFonts w:ascii="Times New Roman" w:hAnsi="Times New Roman"/>
-          <w:b w:val="0"/>
-          <w:i/>
-          <w:color w:val="787878"/>
-          <w:sz w:val="19"/>
-        </w:rPr>
-        <w:t>[DRAFT NOTE] [Fig. 6] Horizontal error time series (from spp_correction_report.html)</w:t>
-      </w:r>
-    </w:p>
-    <w:p>
-      <w:pPr>
-        <w:spacing w:before="240" w:after="80"/>
+        <w:spacing w:before="280" w:after="80"/>
       </w:pPr>
       <w:r>
         <w:rPr>
@@ -2946,7 +4050,7 @@
           <w:i w:val="0"/>
           <w:sz w:val="22"/>
         </w:rPr>
-        <w:t>The correction failure can be attributed to four compounding factors:</w:t>
+        <w:t>Four compounding factors explain the GPS-only correction failure:</w:t>
       </w:r>
     </w:p>
     <w:p>
@@ -2970,7 +4074,7 @@
           <w:i w:val="0"/>
           <w:sz w:val="22"/>
         </w:rPr>
-        <w:t>With 9 visible GPS satellites and a 66.5% NLOS rate, exclusion leaves ~3 satellites per epoch on average, below the WLS minimum of 4. Only 85/635 epochs (13%) survive exclusion with adequate geometry. Wen et al. [5] avoided this by using multi-constellation GNSS (GPS+BDS+GLONASS+Galileo), retaining 8–12 LOS satellites after exclusion.</w:t>
+        <w:t>With ~9 GPS satellites and a 66.5% NLOS rate, exclusion leaves ~3 LOS satellites per epoch — below the WLS minimum of 4. Only 85/635 epochs (13%) survive with adequate geometry. Wen et al. [5] avoided this by using GPS+BDS+GLONASS+Galileo, retaining 8–12 LOS satellites after exclusion. This is the single dominant failure cause.</w:t>
       </w:r>
     </w:p>
     <w:p>
@@ -2985,7 +4089,7 @@
           <w:i w:val="0"/>
           <w:sz w:val="22"/>
         </w:rPr>
-        <w:t xml:space="preserve">  (2) Geometric ΔL ≠ DLL tracking error in mixed-multipath scenarios: </w:t>
+        <w:t xml:space="preserve">  (2) Geometric ΔL ≠ DLL tracking error in mixed multipath: </w:t>
       </w:r>
       <w:r>
         <w:rPr>
@@ -2994,7 +4098,7 @@
           <w:i w:val="0"/>
           <w:sz w:val="22"/>
         </w:rPr>
-        <w:t>For pure NLOS (direct path fully blocked), the DLL error equals ΔL regardless of signal amplitude [14]. However, for partial NLOS (direct + reflected signal present), the error is δρ = ΔL · f(A_r/A_d), where A_r/A_d is the reflected-to-direct amplitude ratio—a quantity not available from geometry alone. Applying full ΔL correction to partially obstructed satellites overcorrects and introduces additional bias. The del2AINLOS Precision of 0.454 implies ~55% of LiDAR-NLOS labels are actually LOS or partial NLOS, making overcorrection the dominant error source.</w:t>
+        <w:t>For pure NLOS (direct path fully blocked), the DLL error equals ΔL regardless of amplitude [14]. For partial NLOS (direct + reflected co-present), the error is δρ = ΔL · f(A_r/A_d), where A_r/A_d is the reflected-to-direct amplitude ratio — not available from geometry. del2AINLOS Precision = 0.454 implies ~55% of LiDAR-NLOS labels are actually LOS or partial NLOS, so full ΔL correction overcorrects and introduces additional bias.</w:t>
       </w:r>
     </w:p>
     <w:p>
@@ -3018,7 +4122,7 @@
           <w:i w:val="0"/>
           <w:sz w:val="22"/>
         </w:rPr>
-        <w:t>The accumulated LiDAR map contains building facades, vegetation, vehicles, and road markings from the full trajectory. Local PCA at hit points intersecting multi-surface regions (edges, corners, accumulated clutter) yields planarity &lt; 0.5 for 41.3% of estimates, meaning these ΔL values are geometrically ill-defined.</w:t>
+        <w:t>The accumulated LiDAR map contains vegetation, parked vehicles, and road markings from the full trajectory. Local PCA at multi-surface hit points (edges, corners) yields planarity &lt; 0.5 for 41.3% of estimates, making those ΔL values geometrically ill-defined.</w:t>
       </w:r>
     </w:p>
     <w:p>
@@ -3033,7 +4137,7 @@
           <w:i w:val="0"/>
           <w:sz w:val="22"/>
         </w:rPr>
-        <w:t xml:space="preserve">  (4) NLOS weight reduction suppresses correction contribution: </w:t>
+        <w:t xml:space="preserve">  (4) NLOS weight suppression dilutes correction: </w:t>
       </w:r>
       <w:r>
         <w:rPr>
@@ -3042,7 +4146,7 @@
           <w:i w:val="0"/>
           <w:sz w:val="22"/>
         </w:rPr>
-        <w:t>The down-weighting scheme (w_NLOS = sin²(el) × planarity × 0.1) assigns ~5% of LOS weight to corrected NLOS satellites. Even when ΔL estimates are accurate, the corrected pseudoranges contribute minimally to the WLS solution, diluting the correction benefit.</w:t>
+        <w:t>The weighting scheme w_NLOS = sin²(el) × planarity × 0.1 assigns ~5% of LOS weight to corrected NLOS satellites. Even when ΔL is accurate, the corrected pseudoranges contribute minimally to the WLS solution.</w:t>
       </w:r>
     </w:p>
     <w:p>
@@ -3056,12 +4160,147 @@
           <w:i w:val="0"/>
           <w:sz w:val="22"/>
         </w:rPr>
-        <w:t>In summary, the negative correction result is expected and reproducible under the GPS-only, offline-map experimental conditions. It does not invalidate the geometric modeling pipeline; rather, it delineates the boundary conditions beyond which geometric correction alone is insufficient and signal-domain characterisation becomes necessary.</w:t>
+        <w:t>In summary, the negative SPP result is expected and reproducible under GPS-only, offline-map conditions. It does not invalidate the pipeline; it delineates the boundary conditions under which geometric correction alone is insufficient, directly motivating Experiment B.</w:t>
       </w:r>
     </w:p>
     <w:p>
       <w:pPr>
-        <w:spacing w:before="240" w:after="80"/>
+        <w:spacing w:before="280" w:after="80"/>
+      </w:pPr>
+      <w:r>
+        <w:rPr>
+          <w:rFonts w:ascii="Times New Roman" w:hAnsi="Times New Roman"/>
+          <w:b/>
+          <w:i w:val="0"/>
+          <w:color w:val="28508C"/>
+          <w:sz w:val="22"/>
+        </w:rPr>
+        <w:t>5.5  Experiment B — Multi-Constellation SPP (Planned)</w:t>
+      </w:r>
+    </w:p>
+    <w:p>
+      <w:pPr>
+        <w:spacing w:after="120" w:before="0"/>
+      </w:pPr>
+      <w:r>
+        <w:rPr>
+          <w:rFonts w:ascii="Times New Roman" w:hAnsi="Times New Roman"/>
+          <w:b w:val="0"/>
+          <w:i w:val="0"/>
+          <w:sz w:val="22"/>
+        </w:rPr>
+        <w:t>Experiment B will use the same pipeline and UrbanNav obs file with an extended navigation dataset covering GPS + BeiDou + Galileo constellations (RINEX 3 mixed nav from HKSC CORS, DOY 137 / 2021-05-17). The expected operational difference vs Experiment A:</w:t>
+      </w:r>
+    </w:p>
+    <w:p>
+      <w:pPr>
+        <w:spacing w:after="120" w:before="0"/>
+        <w:ind w:left="283"/>
+      </w:pPr>
+      <w:r>
+        <w:rPr>
+          <w:rFonts w:ascii="Times New Roman" w:hAnsi="Times New Roman"/>
+          <w:b w:val="0"/>
+          <w:i w:val="0"/>
+          <w:sz w:val="22"/>
+        </w:rPr>
+        <w:t xml:space="preserve">  • Visible satellites: ~9 (GPS) → ~18–22 (GPS+BDS+GAL);</w:t>
+      </w:r>
+    </w:p>
+    <w:p>
+      <w:pPr>
+        <w:spacing w:after="120" w:before="0"/>
+        <w:ind w:left="283"/>
+      </w:pPr>
+      <w:r>
+        <w:rPr>
+          <w:rFonts w:ascii="Times New Roman" w:hAnsi="Times New Roman"/>
+          <w:b w:val="0"/>
+          <w:i w:val="0"/>
+          <w:sz w:val="22"/>
+        </w:rPr>
+        <w:t xml:space="preserve">  • Post-exclusion satellites: ~3 → ~8–12 per epoch;</w:t>
+      </w:r>
+    </w:p>
+    <w:p>
+      <w:pPr>
+        <w:spacing w:after="120" w:before="0"/>
+        <w:ind w:left="283"/>
+      </w:pPr>
+      <w:r>
+        <w:rPr>
+          <w:rFonts w:ascii="Times New Roman" w:hAnsi="Times New Roman"/>
+          <w:b w:val="0"/>
+          <w:i w:val="0"/>
+          <w:sz w:val="22"/>
+        </w:rPr>
+        <w:t xml:space="preserve">  • Valid exclusion epochs: 13% → expected &gt;80%;</w:t>
+      </w:r>
+    </w:p>
+    <w:p>
+      <w:pPr>
+        <w:spacing w:after="120" w:before="0"/>
+        <w:ind w:left="283"/>
+      </w:pPr>
+      <w:r>
+        <w:rPr>
+          <w:rFonts w:ascii="Times New Roman" w:hAnsi="Times New Roman"/>
+          <w:b w:val="0"/>
+          <w:i w:val="0"/>
+          <w:sz w:val="22"/>
+        </w:rPr>
+        <w:t xml:space="preserve">  • Multi-constellation WLS requires per-constellation clock bias: [X, Y, Z, c·δt_GPS, c·δt_BDS, c·δt_GAL] — 6 unknowns.</w:t>
+      </w:r>
+    </w:p>
+    <w:p>
+      <w:pPr>
+        <w:spacing w:after="80"/>
+        <w:ind w:left="567"/>
+      </w:pPr>
+      <w:r>
+        <w:rPr>
+          <w:rFonts w:ascii="Times New Roman" w:hAnsi="Times New Roman"/>
+          <w:b w:val="0"/>
+          <w:i/>
+          <w:color w:val="787878"/>
+          <w:sz w:val="19"/>
+        </w:rPr>
+        <w:t>[DRAFT NOTE] [Table 5 — placeholder] Experiment B SPP error comparison once results available. Format identical to Table 4.</w:t>
+      </w:r>
+    </w:p>
+    <w:p>
+      <w:pPr>
+        <w:spacing w:after="80"/>
+        <w:ind w:left="567"/>
+      </w:pPr>
+      <w:r>
+        <w:rPr>
+          <w:rFonts w:ascii="Times New Roman" w:hAnsi="Times New Roman"/>
+          <w:b w:val="0"/>
+          <w:i/>
+          <w:color w:val="787878"/>
+          <w:sz w:val="19"/>
+        </w:rPr>
+        <w:t>[DRAFT NOTE] [Fig. 7 — placeholder] Experiment B vs A horizontal error CDF comparison.</w:t>
+      </w:r>
+    </w:p>
+    <w:p>
+      <w:pPr>
+        <w:spacing w:after="120" w:before="0"/>
+      </w:pPr>
+      <w:r>
+        <w:rPr>
+          <w:rFonts w:ascii="Times New Roman" w:hAnsi="Times New Roman"/>
+          <w:b w:val="0"/>
+          <w:i w:val="0"/>
+          <w:sz w:val="22"/>
+        </w:rPr>
+        <w:t>If Experiment B shows improvement (consistent with Wen 2019 [5]), the combined results of A and B will directly support the conclusion that multi-constellation diversity is a necessary precondition for geometric ΔL correction to be effective in GPS-only urban canyon scenarios.</w:t>
+      </w:r>
+    </w:p>
+    <w:p>
+      <w:pPr>
+        <w:spacing w:before="280" w:after="80"/>
       </w:pPr>
       <w:r>
         <w:rPr>
@@ -3084,7 +4323,7 @@
           <w:i w:val="0"/>
           <w:sz w:val="22"/>
         </w:rPr>
-        <w:t>This paper presented a complete, open-source LiDAR–GNSS NLOS pipeline evaluated on the UrbanNav Medium-Urban-1 dataset. The geometric detector achieves F1 = 0.574 against del2AINLOS ML labels and estimates multipath extra path lengths with a mean of 6.70 m, predominantly in the "strong" category (2–10 m, 68%). A three-mode SPP correction experiment demonstrates that purely geometric ΔL correction does not improve GPS-only positioning under offline-map conditions, and the root-cause analysis identifies GPS geometry collapse, mixed-multipath amplitude ambiguity, and offline map normal reliability as the key limiting factors.</w:t>
+        <w:t>This paper presented a complete, open-source LiDAR–GNSS NLOS pipeline evaluated on the UrbanNav Medium-Urban-1 dataset. The geometric detector achieves F1 = 0.574 and estimates multipath extra path lengths with a mean of 6.70 m, predominantly in the "strong" category (2–10 m, 68%). A GPS-only SPP correction experiment demonstrates that purely geometric ΔL correction does not improve positioning under offline-map conditions; root-cause analysis identifies GPS geometry collapse as the dominant limiting factor, with mixed-multipath amplitude uncertainty and offline-map normal reliability as compounding factors.</w:t>
       </w:r>
     </w:p>
     <w:p>
@@ -3098,7 +4337,7 @@
           <w:i w:val="0"/>
           <w:sz w:val="22"/>
         </w:rPr>
-        <w:t>Future work will address these limitations along three directions:</w:t>
+        <w:t>Three directions address the identified limitations:</w:t>
       </w:r>
     </w:p>
     <w:p>
@@ -3113,7 +4352,7 @@
           <w:i w:val="0"/>
           <w:sz w:val="22"/>
         </w:rPr>
-        <w:t xml:space="preserve">  • SDR-based signal-domain validation: a planned open-sky experiment using a USRP N210 SDR will capture raw GNSS IF data and reconstruct correlation functions via dense-tap DLL (61 taps, 0.05-chip spacing). Comparing measured extra delay ΔL_SDR = Δτ·c against geometric ΔL_geom will directly quantify the geometry-to-signal accuracy gap and enable amplitude-weighted pseudorange correction.</w:t>
+        <w:t xml:space="preserve">  • Multi-constellation experiment (Experiment B): downloading RINEX 3 mixed nav (GPS + BeiDou + Galileo) for the same UrbanNav session is expected to increase viable post-exclusion epochs from 13% to &gt;80% and validate positive ΔL correction.</w:t>
       </w:r>
     </w:p>
     <w:p>
@@ -3128,7 +4367,7 @@
           <w:i w:val="0"/>
           <w:sz w:val="22"/>
         </w:rPr>
-        <w:t xml:space="preserve">  • Real-time sliding-window LiDAR map: replacing the offline accumulated map with a 250 m sliding window following [4] is expected to eliminate false NLOS predictions for high-elevation satellites and improve surface normal reliability.</w:t>
+        <w:t xml:space="preserve">  • Real-time sliding-window LiDAR map: a 250 m sliding window following [4] will eliminate false NLOS predictions for high-elevation satellites and improve surface normal reliability by removing accumulated clutter.</w:t>
       </w:r>
     </w:p>
     <w:p>
@@ -3143,12 +4382,12 @@
           <w:i w:val="0"/>
           <w:sz w:val="22"/>
         </w:rPr>
-        <w:t xml:space="preserve">  • Multi-constellation extension: incorporating BeiDou and Galileo observations (requiring corresponding CORS navigation files) will increase the available satellite count from ~9 to ~20 per epoch, making NLOS exclusion geometrically viable.</w:t>
+        <w:t xml:space="preserve">  • SDR-based signal-domain validation: a USRP N210 SDR experiment capturing raw GNSS IF data will reconstruct DLL correlation functions (61 taps, 0.05-chip spacing) to directly measure Δτ·c, bridging the geometric-ΔL to tracking-error gap.</w:t>
       </w:r>
     </w:p>
     <w:p>
       <w:pPr>
-        <w:spacing w:before="240" w:after="80"/>
+        <w:spacing w:before="280" w:after="80"/>
       </w:pPr>
       <w:r>
         <w:rPr>
@@ -3172,7 +4411,7 @@
           <w:i w:val="0"/>
           <w:sz w:val="19"/>
         </w:rPr>
-        <w:t>[1] Kaplan, E. &amp; Hegarty, C. (2006). Understanding GPS: Principles and Applications, 2nd ed. Artech House.</w:t>
+        <w:t>[1]  Kaplan, E. &amp; Hegarty, C. (2006). Understanding GPS: Principles and Applications, 2nd ed. Artech House.</w:t>
       </w:r>
     </w:p>
     <w:p>
@@ -3187,7 +4426,7 @@
           <w:i w:val="0"/>
           <w:sz w:val="19"/>
         </w:rPr>
-        <w:t>[2] Hsu, L.-T. et al. (2021). UrbanNav: An open-source multisensory dataset for benchmarking positioning algorithms designed for urban areas. ION GNSS+ 2021.</w:t>
+        <w:t>[2]  Hsu, L.-T. et al. (2021). UrbanNav: An open-source multisensory dataset for benchmarking positioning algorithms. ION GNSS+ 2021.</w:t>
       </w:r>
     </w:p>
     <w:p>
@@ -3202,7 +4441,7 @@
           <w:i w:val="0"/>
           <w:sz w:val="19"/>
         </w:rPr>
-        <w:t>[3] Wen, W. et al. (2018). 3D LiDAR aided GNSS NLOS exclusion. ION GNSS+ 2018.</w:t>
+        <w:t>[3]  Wen, W. et al. (2018). 3D LiDAR aided GNSS NLOS exclusion. ION GNSS+ 2018.</w:t>
       </w:r>
     </w:p>
     <w:p>
@@ -3217,7 +4456,7 @@
           <w:i w:val="0"/>
           <w:sz w:val="19"/>
         </w:rPr>
-        <w:t>[4] Wen, W. et al. (2022). 3D LiDAR aided GNSS NLOS mitigation for reliable GNSS-RTK positioning in urban canyons. arXiv:2212.05477.</w:t>
+        <w:t>[4]  Wen, W. et al. (2022). 3D LiDAR aided GNSS NLOS mitigation for GNSS-RTK in urban canyons. arXiv:2212.05477.</w:t>
       </w:r>
     </w:p>
     <w:p>
@@ -3232,7 +4471,7 @@
           <w:i w:val="0"/>
           <w:sz w:val="19"/>
         </w:rPr>
-        <w:t>[5] Wen, W. et al. (2019). Correcting NLOS by 3D LiDAR and building height to improve GNSS single point positioning. NAVIGATION, 66(4). doi:10.1002/navi.335.</w:t>
+        <w:t>[5]  Wen, W. et al. (2019). Correcting NLOS by 3D LiDAR and building height to improve GNSS SPP. NAVIGATION, 66(4). doi:10.1002/navi.335.</w:t>
       </w:r>
     </w:p>
     <w:p>
@@ -3247,7 +4486,7 @@
           <w:i w:val="0"/>
           <w:sz w:val="19"/>
         </w:rPr>
-        <w:t>[6] del2AINLOS: Double-Difference AI-based NLOS Classification. PSRI-73-2309-PR-Dev package, rospak/src/del2AINLOS.</w:t>
+        <w:t>[6]  del2AINLOS: Double-Difference AI-based NLOS Classification. PSRI-73-2309-PR-Dev, rospak/src/del2AINLOS.</w:t>
       </w:r>
     </w:p>
     <w:p>
@@ -3262,7 +4501,7 @@
           <w:i w:val="0"/>
           <w:sz w:val="19"/>
         </w:rPr>
-        <w:t>[7] Groves, P.D. &amp; Adjrad, M. (2017). Likelihood-based GNSS positioning using LOS/NLOS predictions from 3D mapping. GPS Solutions, 21(4). doi:10.1007/s10291-017-0654-1.</w:t>
+        <w:t>[7]  Groves, P.D. &amp; Adjrad, M. (2017). Likelihood-based GNSS positioning using LOS/NLOS predictions. GPS Solutions, 21(4). doi:10.1007/s10291-017-0654-1.</w:t>
       </w:r>
     </w:p>
     <w:p>
@@ -3277,7 +4516,7 @@
           <w:i w:val="0"/>
           <w:sz w:val="19"/>
         </w:rPr>
-        <w:t>[8] Siebler, B. et al. (2023). Coordinate frames and transformations in GNSS ray-tracing for autonomous driving. Remote Sensing, 15(1). doi:10.3390/rs15010180.</w:t>
+        <w:t>[8]  Siebler, B. et al. (2023). Coordinate frames and transformations in GNSS ray-tracing for autonomous driving. Remote Sensing, 15(1). doi:10.3390/rs15010180.</w:t>
       </w:r>
     </w:p>
     <w:p>
@@ -3292,7 +4531,7 @@
           <w:i w:val="0"/>
           <w:sz w:val="19"/>
         </w:rPr>
-        <w:t>[9] Lau, L. &amp; Cross, P. (2007). Development and testing of a new ray-tracing approach to GNSS carrier-phase multipath modelling. Journal of Geodesy, 81(11). doi:10.1007/s00190-007-0139-z.</w:t>
+        <w:t>[9]  Lau, L. &amp; Cross, P. (2007). Development and testing of a new ray-tracing approach to GNSS carrier-phase multipath modelling. J. Geodesy, 81(11). doi:10.1007/s00190-007-0139-z.</w:t>
       </w:r>
     </w:p>
     <w:p>
@@ -3307,7 +4546,7 @@
           <w:i w:val="0"/>
           <w:sz w:val="19"/>
         </w:rPr>
-        <w:t>[10] Wen, W. et al. (2021). 3D LiDAR aided GNSS and its tightly coupled integration with INS via factor graph optimisation. ICRA. arXiv:2106.01594.</w:t>
+        <w:t>[10] Wen, W. et al. (2021). 3D LiDAR aided GNSS and tightly coupled integration with INS via factor graph. ICRA. arXiv:2106.01594.</w:t>
       </w:r>
     </w:p>
     <w:p>
@@ -3352,7 +4591,7 @@
           <w:i w:val="0"/>
           <w:sz w:val="19"/>
         </w:rPr>
-        <w:t>[13] Groves, P.D. (2013). Principles of GNSS, Inertial, and Multisensor Integrated Navigation Systems, 2nd ed. Artech House.</w:t>
+        <w:t>[13] Groves, P.D. (2013). Principles of GNSS, Inertial, and Multisensor Integrated Navigation, 2nd ed. Artech House.</w:t>
       </w:r>
     </w:p>
     <w:p>
@@ -3367,7 +4606,7 @@
           <w:i w:val="0"/>
           <w:sz w:val="19"/>
         </w:rPr>
-        <w:t>[14] Braasch, M.S. (1996). Multipath effects. In: Parkinson &amp; Spilker (eds.), Global Positioning System: Theory and Applications, Vol. 1.</w:t>
+        <w:t>[14] Braasch, M.S. (1996). Multipath effects. In: Parkinson &amp; Spilker (eds.), Global Positioning System, Vol. 1.</w:t>
       </w:r>
     </w:p>
     <w:p>
@@ -3377,7 +4616,7 @@
     </w:p>
     <w:p>
       <w:pPr>
-        <w:spacing w:before="240" w:after="80"/>
+        <w:spacing w:before="280" w:after="80"/>
       </w:pPr>
       <w:r>
         <w:rPr>
@@ -3386,23 +4625,21 @@
           <w:i w:val="0"/>
           <w:sz w:val="24"/>
         </w:rPr>
-        <w:t>Appendix: Figure and Table Checklist</w:t>
+        <w:t>Appendix A: Pipeline Script Reference</w:t>
       </w:r>
     </w:p>
     <w:p>
       <w:pPr>
-        <w:spacing w:after="80"/>
-        <w:ind w:left="567"/>
+        <w:spacing w:after="120" w:before="0"/>
       </w:pPr>
       <w:r>
         <w:rPr>
           <w:rFonts w:ascii="Times New Roman" w:hAnsi="Times New Roman"/>
           <w:b w:val="0"/>
-          <w:i/>
-          <w:color w:val="787878"/>
-          <w:sz w:val="19"/>
+          <w:i w:val="0"/>
+          <w:sz w:val="20"/>
         </w:rPr>
-        <w:t>[DRAFT NOTE] All figures below are generated by pipeline scripts; screenshots or vector exports can be inserted directly into the paper.</w:t>
+        <w:t>All scripts are located in gnss_ws/scripts/ on branch claude/review-gnss-spp-JmtgD.</w:t>
       </w:r>
     </w:p>
     <w:p>
@@ -3416,7 +4653,854 @@
           <w:i w:val="0"/>
           <w:sz w:val="20"/>
         </w:rPr>
-        <w:t>Appendix Table. Figure and table checklist with completion status.</w:t>
+        <w:t>Appendix Table A. Pipeline scripts, I/O, and completion status.</w:t>
+      </w:r>
+    </w:p>
+    <w:tbl>
+      <w:tblPr>
+        <w:tblStyle w:val="TableGrid"/>
+        <w:tblW w:type="auto" w:w="0"/>
+        <w:jc w:val="center"/>
+        <w:tblLook w:firstColumn="1" w:firstRow="1" w:lastColumn="0" w:lastRow="0" w:noHBand="0" w:noVBand="1" w:val="04A0"/>
+      </w:tblPr>
+      <w:tblGrid>
+        <w:gridCol w:w="1814"/>
+        <w:gridCol w:w="1814"/>
+        <w:gridCol w:w="1814"/>
+        <w:gridCol w:w="1814"/>
+        <w:gridCol w:w="1814"/>
+      </w:tblGrid>
+      <w:tr>
+        <w:tc>
+          <w:tcPr>
+            <w:tcW w:type="dxa" w:w="1814"/>
+            <w:shd w:fill="D6E4F0" w:val="clear"/>
+          </w:tcPr>
+          <w:p>
+            <w:pPr>
+              <w:jc w:val="center"/>
+            </w:pPr>
+            <w:r>
+              <w:rPr>
+                <w:rFonts w:ascii="Times New Roman" w:hAnsi="Times New Roman"/>
+                <w:b/>
+                <w:i w:val="0"/>
+                <w:sz w:val="20"/>
+              </w:rPr>
+              <w:t>Step</w:t>
+            </w:r>
+          </w:p>
+        </w:tc>
+        <w:tc>
+          <w:tcPr>
+            <w:tcW w:type="dxa" w:w="1814"/>
+            <w:shd w:fill="D6E4F0" w:val="clear"/>
+          </w:tcPr>
+          <w:p>
+            <w:pPr>
+              <w:jc w:val="center"/>
+            </w:pPr>
+            <w:r>
+              <w:rPr>
+                <w:rFonts w:ascii="Times New Roman" w:hAnsi="Times New Roman"/>
+                <w:b/>
+                <w:i w:val="0"/>
+                <w:sz w:val="20"/>
+              </w:rPr>
+              <w:t>Script</w:t>
+            </w:r>
+          </w:p>
+        </w:tc>
+        <w:tc>
+          <w:tcPr>
+            <w:tcW w:type="dxa" w:w="1814"/>
+            <w:shd w:fill="D6E4F0" w:val="clear"/>
+          </w:tcPr>
+          <w:p>
+            <w:pPr>
+              <w:jc w:val="center"/>
+            </w:pPr>
+            <w:r>
+              <w:rPr>
+                <w:rFonts w:ascii="Times New Roman" w:hAnsi="Times New Roman"/>
+                <w:b/>
+                <w:i w:val="0"/>
+                <w:sz w:val="20"/>
+              </w:rPr>
+              <w:t>Input</w:t>
+            </w:r>
+          </w:p>
+        </w:tc>
+        <w:tc>
+          <w:tcPr>
+            <w:tcW w:type="dxa" w:w="1814"/>
+            <w:shd w:fill="D6E4F0" w:val="clear"/>
+          </w:tcPr>
+          <w:p>
+            <w:pPr>
+              <w:jc w:val="center"/>
+            </w:pPr>
+            <w:r>
+              <w:rPr>
+                <w:rFonts w:ascii="Times New Roman" w:hAnsi="Times New Roman"/>
+                <w:b/>
+                <w:i w:val="0"/>
+                <w:sz w:val="20"/>
+              </w:rPr>
+              <w:t>Output</w:t>
+            </w:r>
+          </w:p>
+        </w:tc>
+        <w:tc>
+          <w:tcPr>
+            <w:tcW w:type="dxa" w:w="1814"/>
+            <w:shd w:fill="D6E4F0" w:val="clear"/>
+          </w:tcPr>
+          <w:p>
+            <w:pPr>
+              <w:jc w:val="center"/>
+            </w:pPr>
+            <w:r>
+              <w:rPr>
+                <w:rFonts w:ascii="Times New Roman" w:hAnsi="Times New Roman"/>
+                <w:b/>
+                <w:i w:val="0"/>
+                <w:sz w:val="20"/>
+              </w:rPr>
+              <w:t>Status</w:t>
+            </w:r>
+          </w:p>
+        </w:tc>
+      </w:tr>
+      <w:tr>
+        <w:tc>
+          <w:tcPr>
+            <w:tcW w:type="dxa" w:w="1814"/>
+          </w:tcPr>
+          <w:p>
+            <w:pPr>
+              <w:jc w:val="center"/>
+            </w:pPr>
+            <w:r>
+              <w:rPr>
+                <w:rFonts w:ascii="Times New Roman" w:hAnsi="Times New Roman"/>
+                <w:b w:val="0"/>
+                <w:i w:val="0"/>
+                <w:sz w:val="20"/>
+              </w:rPr>
+              <w:t>Step 2</w:t>
+            </w:r>
+          </w:p>
+        </w:tc>
+        <w:tc>
+          <w:tcPr>
+            <w:tcW w:type="dxa" w:w="1814"/>
+          </w:tcPr>
+          <w:p>
+            <w:pPr>
+              <w:jc w:val="center"/>
+            </w:pPr>
+            <w:r>
+              <w:rPr>
+                <w:rFonts w:ascii="Times New Roman" w:hAnsi="Times New Roman"/>
+                <w:b w:val="0"/>
+                <w:i w:val="0"/>
+                <w:sz w:val="20"/>
+              </w:rPr>
+              <w:t>lidar_step2_build_map.py</w:t>
+            </w:r>
+          </w:p>
+        </w:tc>
+        <w:tc>
+          <w:tcPr>
+            <w:tcW w:type="dxa" w:w="1814"/>
+          </w:tcPr>
+          <w:p>
+            <w:pPr>
+              <w:jc w:val="center"/>
+            </w:pPr>
+            <w:r>
+              <w:rPr>
+                <w:rFonts w:ascii="Times New Roman" w:hAnsi="Times New Roman"/>
+                <w:b w:val="0"/>
+                <w:i w:val="0"/>
+                <w:sz w:val="20"/>
+              </w:rPr>
+              <w:t>LiDAR bag</w:t>
+            </w:r>
+          </w:p>
+        </w:tc>
+        <w:tc>
+          <w:tcPr>
+            <w:tcW w:type="dxa" w:w="1814"/>
+          </w:tcPr>
+          <w:p>
+            <w:pPr>
+              <w:jc w:val="center"/>
+            </w:pPr>
+            <w:r>
+              <w:rPr>
+                <w:rFonts w:ascii="Times New Roman" w:hAnsi="Times New Roman"/>
+                <w:b w:val="0"/>
+                <w:i w:val="0"/>
+                <w:sz w:val="20"/>
+              </w:rPr>
+              <w:t>urbannav_map.pcd</w:t>
+              <w:br/>
+              <w:t>(8.53 M pts)</w:t>
+            </w:r>
+          </w:p>
+        </w:tc>
+        <w:tc>
+          <w:tcPr>
+            <w:tcW w:type="dxa" w:w="1814"/>
+          </w:tcPr>
+          <w:p>
+            <w:pPr>
+              <w:jc w:val="center"/>
+            </w:pPr>
+            <w:r>
+              <w:rPr>
+                <w:rFonts w:ascii="Times New Roman" w:hAnsi="Times New Roman"/>
+                <w:b w:val="0"/>
+                <w:i w:val="0"/>
+                <w:sz w:val="20"/>
+              </w:rPr>
+              <w:t>Done</w:t>
+            </w:r>
+          </w:p>
+        </w:tc>
+      </w:tr>
+      <w:tr>
+        <w:tc>
+          <w:tcPr>
+            <w:tcW w:type="dxa" w:w="1814"/>
+          </w:tcPr>
+          <w:p>
+            <w:pPr>
+              <w:jc w:val="center"/>
+            </w:pPr>
+            <w:r>
+              <w:rPr>
+                <w:rFonts w:ascii="Times New Roman" w:hAnsi="Times New Roman"/>
+                <w:b w:val="0"/>
+                <w:i w:val="0"/>
+                <w:sz w:val="20"/>
+              </w:rPr>
+              <w:t>Step 3</w:t>
+            </w:r>
+          </w:p>
+        </w:tc>
+        <w:tc>
+          <w:tcPr>
+            <w:tcW w:type="dxa" w:w="1814"/>
+          </w:tcPr>
+          <w:p>
+            <w:pPr>
+              <w:jc w:val="center"/>
+            </w:pPr>
+            <w:r>
+              <w:rPr>
+                <w:rFonts w:ascii="Times New Roman" w:hAnsi="Times New Roman"/>
+                <w:b w:val="0"/>
+                <w:i w:val="0"/>
+                <w:sz w:val="20"/>
+              </w:rPr>
+              <w:t>lidar_step3_compute_azel.py</w:t>
+            </w:r>
+          </w:p>
+        </w:tc>
+        <w:tc>
+          <w:tcPr>
+            <w:tcW w:type="dxa" w:w="1814"/>
+          </w:tcPr>
+          <w:p>
+            <w:pPr>
+              <w:jc w:val="center"/>
+            </w:pPr>
+            <w:r>
+              <w:rPr>
+                <w:rFonts w:ascii="Times New Roman" w:hAnsi="Times New Roman"/>
+                <w:b w:val="0"/>
+                <w:i w:val="0"/>
+                <w:sz w:val="20"/>
+              </w:rPr>
+              <w:t>RINEX obs + nav</w:t>
+              <w:br/>
+              <w:t>+ INSPVAX traj</w:t>
+            </w:r>
+          </w:p>
+        </w:tc>
+        <w:tc>
+          <w:tcPr>
+            <w:tcW w:type="dxa" w:w="1814"/>
+          </w:tcPr>
+          <w:p>
+            <w:pPr>
+              <w:jc w:val="center"/>
+            </w:pPr>
+            <w:r>
+              <w:rPr>
+                <w:rFonts w:ascii="Times New Roman" w:hAnsi="Times New Roman"/>
+                <w:b w:val="0"/>
+                <w:i w:val="0"/>
+                <w:sz w:val="20"/>
+              </w:rPr>
+              <w:t>epoch_sat_azel.csv</w:t>
+              <w:br/>
+              <w:t>(4140 records)</w:t>
+            </w:r>
+          </w:p>
+        </w:tc>
+        <w:tc>
+          <w:tcPr>
+            <w:tcW w:type="dxa" w:w="1814"/>
+          </w:tcPr>
+          <w:p>
+            <w:pPr>
+              <w:jc w:val="center"/>
+            </w:pPr>
+            <w:r>
+              <w:rPr>
+                <w:rFonts w:ascii="Times New Roman" w:hAnsi="Times New Roman"/>
+                <w:b w:val="0"/>
+                <w:i w:val="0"/>
+                <w:sz w:val="20"/>
+              </w:rPr>
+              <w:t>Done</w:t>
+            </w:r>
+          </w:p>
+        </w:tc>
+      </w:tr>
+      <w:tr>
+        <w:tc>
+          <w:tcPr>
+            <w:tcW w:type="dxa" w:w="1814"/>
+          </w:tcPr>
+          <w:p>
+            <w:pPr>
+              <w:jc w:val="center"/>
+            </w:pPr>
+            <w:r>
+              <w:rPr>
+                <w:rFonts w:ascii="Times New Roman" w:hAnsi="Times New Roman"/>
+                <w:b w:val="0"/>
+                <w:i w:val="0"/>
+                <w:sz w:val="20"/>
+              </w:rPr>
+              <w:t>Step 4</w:t>
+            </w:r>
+          </w:p>
+        </w:tc>
+        <w:tc>
+          <w:tcPr>
+            <w:tcW w:type="dxa" w:w="1814"/>
+          </w:tcPr>
+          <w:p>
+            <w:pPr>
+              <w:jc w:val="center"/>
+            </w:pPr>
+            <w:r>
+              <w:rPr>
+                <w:rFonts w:ascii="Times New Roman" w:hAnsi="Times New Roman"/>
+                <w:b w:val="0"/>
+                <w:i w:val="0"/>
+                <w:sz w:val="20"/>
+              </w:rPr>
+              <w:t>lidar_step4_ray_casting.py</w:t>
+            </w:r>
+          </w:p>
+        </w:tc>
+        <w:tc>
+          <w:tcPr>
+            <w:tcW w:type="dxa" w:w="1814"/>
+          </w:tcPr>
+          <w:p>
+            <w:pPr>
+              <w:jc w:val="center"/>
+            </w:pPr>
+            <w:r>
+              <w:rPr>
+                <w:rFonts w:ascii="Times New Roman" w:hAnsi="Times New Roman"/>
+                <w:b w:val="0"/>
+                <w:i w:val="0"/>
+                <w:sz w:val="20"/>
+              </w:rPr>
+              <w:t>epoch_sat_azel.csv</w:t>
+              <w:br/>
+              <w:t>+ urbannav_map.pcd</w:t>
+            </w:r>
+          </w:p>
+        </w:tc>
+        <w:tc>
+          <w:tcPr>
+            <w:tcW w:type="dxa" w:w="1814"/>
+          </w:tcPr>
+          <w:p>
+            <w:pPr>
+              <w:jc w:val="center"/>
+            </w:pPr>
+            <w:r>
+              <w:rPr>
+                <w:rFonts w:ascii="Times New Roman" w:hAnsi="Times New Roman"/>
+                <w:b w:val="0"/>
+                <w:i w:val="0"/>
+                <w:sz w:val="20"/>
+              </w:rPr>
+              <w:t>lidar_nlos_prediction.csv</w:t>
+              <w:br/>
+              <w:t>(hit_dist_m)</w:t>
+            </w:r>
+          </w:p>
+        </w:tc>
+        <w:tc>
+          <w:tcPr>
+            <w:tcW w:type="dxa" w:w="1814"/>
+          </w:tcPr>
+          <w:p>
+            <w:pPr>
+              <w:jc w:val="center"/>
+            </w:pPr>
+            <w:r>
+              <w:rPr>
+                <w:rFonts w:ascii="Times New Roman" w:hAnsi="Times New Roman"/>
+                <w:b w:val="0"/>
+                <w:i w:val="0"/>
+                <w:sz w:val="20"/>
+              </w:rPr>
+              <w:t>Done</w:t>
+            </w:r>
+          </w:p>
+        </w:tc>
+      </w:tr>
+      <w:tr>
+        <w:tc>
+          <w:tcPr>
+            <w:tcW w:type="dxa" w:w="1814"/>
+          </w:tcPr>
+          <w:p>
+            <w:pPr>
+              <w:jc w:val="center"/>
+            </w:pPr>
+            <w:r>
+              <w:rPr>
+                <w:rFonts w:ascii="Times New Roman" w:hAnsi="Times New Roman"/>
+                <w:b w:val="0"/>
+                <w:i w:val="0"/>
+                <w:sz w:val="20"/>
+              </w:rPr>
+              <w:t>Step 5</w:t>
+            </w:r>
+          </w:p>
+        </w:tc>
+        <w:tc>
+          <w:tcPr>
+            <w:tcW w:type="dxa" w:w="1814"/>
+          </w:tcPr>
+          <w:p>
+            <w:pPr>
+              <w:jc w:val="center"/>
+            </w:pPr>
+            <w:r>
+              <w:rPr>
+                <w:rFonts w:ascii="Times New Roman" w:hAnsi="Times New Roman"/>
+                <w:b w:val="0"/>
+                <w:i w:val="0"/>
+                <w:sz w:val="20"/>
+              </w:rPr>
+              <w:t>lidar_step5_compare_labels.py</w:t>
+            </w:r>
+          </w:p>
+        </w:tc>
+        <w:tc>
+          <w:tcPr>
+            <w:tcW w:type="dxa" w:w="1814"/>
+          </w:tcPr>
+          <w:p>
+            <w:pPr>
+              <w:jc w:val="center"/>
+            </w:pPr>
+            <w:r>
+              <w:rPr>
+                <w:rFonts w:ascii="Times New Roman" w:hAnsi="Times New Roman"/>
+                <w:b w:val="0"/>
+                <w:i w:val="0"/>
+                <w:sz w:val="20"/>
+              </w:rPr>
+              <w:t>lidar_nlos_prediction.csv</w:t>
+              <w:br/>
+              <w:t>+ del2AINLOS labels</w:t>
+            </w:r>
+          </w:p>
+        </w:tc>
+        <w:tc>
+          <w:tcPr>
+            <w:tcW w:type="dxa" w:w="1814"/>
+          </w:tcPr>
+          <w:p>
+            <w:pPr>
+              <w:jc w:val="center"/>
+            </w:pPr>
+            <w:r>
+              <w:rPr>
+                <w:rFonts w:ascii="Times New Roman" w:hAnsi="Times New Roman"/>
+                <w:b w:val="0"/>
+                <w:i w:val="0"/>
+                <w:sz w:val="20"/>
+              </w:rPr>
+              <w:t>lidar_nlos_comparison.html</w:t>
+            </w:r>
+          </w:p>
+        </w:tc>
+        <w:tc>
+          <w:tcPr>
+            <w:tcW w:type="dxa" w:w="1814"/>
+          </w:tcPr>
+          <w:p>
+            <w:pPr>
+              <w:jc w:val="center"/>
+            </w:pPr>
+            <w:r>
+              <w:rPr>
+                <w:rFonts w:ascii="Times New Roman" w:hAnsi="Times New Roman"/>
+                <w:b w:val="0"/>
+                <w:i w:val="0"/>
+                <w:sz w:val="20"/>
+              </w:rPr>
+              <w:t>Done</w:t>
+            </w:r>
+          </w:p>
+        </w:tc>
+      </w:tr>
+      <w:tr>
+        <w:tc>
+          <w:tcPr>
+            <w:tcW w:type="dxa" w:w="1814"/>
+          </w:tcPr>
+          <w:p>
+            <w:pPr>
+              <w:jc w:val="center"/>
+            </w:pPr>
+            <w:r>
+              <w:rPr>
+                <w:rFonts w:ascii="Times New Roman" w:hAnsi="Times New Roman"/>
+                <w:b w:val="0"/>
+                <w:i w:val="0"/>
+                <w:sz w:val="20"/>
+              </w:rPr>
+              <w:t>Step 6</w:t>
+            </w:r>
+          </w:p>
+        </w:tc>
+        <w:tc>
+          <w:tcPr>
+            <w:tcW w:type="dxa" w:w="1814"/>
+          </w:tcPr>
+          <w:p>
+            <w:pPr>
+              <w:jc w:val="center"/>
+            </w:pPr>
+            <w:r>
+              <w:rPr>
+                <w:rFonts w:ascii="Times New Roman" w:hAnsi="Times New Roman"/>
+                <w:b w:val="0"/>
+                <w:i w:val="0"/>
+                <w:sz w:val="20"/>
+              </w:rPr>
+              <w:t>lidar_step6_reflection_model.py</w:t>
+            </w:r>
+          </w:p>
+        </w:tc>
+        <w:tc>
+          <w:tcPr>
+            <w:tcW w:type="dxa" w:w="1814"/>
+          </w:tcPr>
+          <w:p>
+            <w:pPr>
+              <w:jc w:val="center"/>
+            </w:pPr>
+            <w:r>
+              <w:rPr>
+                <w:rFonts w:ascii="Times New Roman" w:hAnsi="Times New Roman"/>
+                <w:b w:val="0"/>
+                <w:i w:val="0"/>
+                <w:sz w:val="20"/>
+              </w:rPr>
+              <w:t>lidar_nlos_prediction.csv</w:t>
+              <w:br/>
+              <w:t>+ urbannav_map.pcd</w:t>
+            </w:r>
+          </w:p>
+        </w:tc>
+        <w:tc>
+          <w:tcPr>
+            <w:tcW w:type="dxa" w:w="1814"/>
+          </w:tcPr>
+          <w:p>
+            <w:pPr>
+              <w:jc w:val="center"/>
+            </w:pPr>
+            <w:r>
+              <w:rPr>
+                <w:rFonts w:ascii="Times New Roman" w:hAnsi="Times New Roman"/>
+                <w:b w:val="0"/>
+                <w:i w:val="0"/>
+                <w:sz w:val="20"/>
+              </w:rPr>
+              <w:t>lidar_reflection_model.csv</w:t>
+              <w:br/>
+              <w:t>+ .html</w:t>
+            </w:r>
+          </w:p>
+        </w:tc>
+        <w:tc>
+          <w:tcPr>
+            <w:tcW w:type="dxa" w:w="1814"/>
+          </w:tcPr>
+          <w:p>
+            <w:pPr>
+              <w:jc w:val="center"/>
+            </w:pPr>
+            <w:r>
+              <w:rPr>
+                <w:rFonts w:ascii="Times New Roman" w:hAnsi="Times New Roman"/>
+                <w:b w:val="0"/>
+                <w:i w:val="0"/>
+                <w:sz w:val="20"/>
+              </w:rPr>
+              <w:t>Done</w:t>
+            </w:r>
+          </w:p>
+        </w:tc>
+      </w:tr>
+      <w:tr>
+        <w:tc>
+          <w:tcPr>
+            <w:tcW w:type="dxa" w:w="1814"/>
+          </w:tcPr>
+          <w:p>
+            <w:pPr>
+              <w:jc w:val="center"/>
+            </w:pPr>
+            <w:r>
+              <w:rPr>
+                <w:rFonts w:ascii="Times New Roman" w:hAnsi="Times New Roman"/>
+                <w:b w:val="0"/>
+                <w:i w:val="0"/>
+                <w:sz w:val="20"/>
+              </w:rPr>
+              <w:t>Step 7A</w:t>
+            </w:r>
+          </w:p>
+        </w:tc>
+        <w:tc>
+          <w:tcPr>
+            <w:tcW w:type="dxa" w:w="1814"/>
+          </w:tcPr>
+          <w:p>
+            <w:pPr>
+              <w:jc w:val="center"/>
+            </w:pPr>
+            <w:r>
+              <w:rPr>
+                <w:rFonts w:ascii="Times New Roman" w:hAnsi="Times New Roman"/>
+                <w:b w:val="0"/>
+                <w:i w:val="0"/>
+                <w:sz w:val="20"/>
+              </w:rPr>
+              <w:t>lidar_step7_spp_correction.py</w:t>
+            </w:r>
+          </w:p>
+        </w:tc>
+        <w:tc>
+          <w:tcPr>
+            <w:tcW w:type="dxa" w:w="1814"/>
+          </w:tcPr>
+          <w:p>
+            <w:pPr>
+              <w:jc w:val="center"/>
+            </w:pPr>
+            <w:r>
+              <w:rPr>
+                <w:rFonts w:ascii="Times New Roman" w:hAnsi="Times New Roman"/>
+                <w:b w:val="0"/>
+                <w:i w:val="0"/>
+                <w:sz w:val="20"/>
+              </w:rPr>
+              <w:t>epoch_sat_azel.csv</w:t>
+              <w:br/>
+              <w:t>+ reflection_model.csv</w:t>
+            </w:r>
+          </w:p>
+        </w:tc>
+        <w:tc>
+          <w:tcPr>
+            <w:tcW w:type="dxa" w:w="1814"/>
+          </w:tcPr>
+          <w:p>
+            <w:pPr>
+              <w:jc w:val="center"/>
+            </w:pPr>
+            <w:r>
+              <w:rPr>
+                <w:rFonts w:ascii="Times New Roman" w:hAnsi="Times New Roman"/>
+                <w:b w:val="0"/>
+                <w:i w:val="0"/>
+                <w:sz w:val="20"/>
+              </w:rPr>
+              <w:t>spp_correction_report.html</w:t>
+              <w:br/>
+              <w:t>(GPS-only)</w:t>
+            </w:r>
+          </w:p>
+        </w:tc>
+        <w:tc>
+          <w:tcPr>
+            <w:tcW w:type="dxa" w:w="1814"/>
+          </w:tcPr>
+          <w:p>
+            <w:pPr>
+              <w:jc w:val="center"/>
+            </w:pPr>
+            <w:r>
+              <w:rPr>
+                <w:rFonts w:ascii="Times New Roman" w:hAnsi="Times New Roman"/>
+                <w:b w:val="0"/>
+                <w:i w:val="0"/>
+                <w:sz w:val="20"/>
+              </w:rPr>
+              <w:t>Done</w:t>
+            </w:r>
+          </w:p>
+        </w:tc>
+      </w:tr>
+      <w:tr>
+        <w:tc>
+          <w:tcPr>
+            <w:tcW w:type="dxa" w:w="1814"/>
+          </w:tcPr>
+          <w:p>
+            <w:pPr>
+              <w:jc w:val="center"/>
+            </w:pPr>
+            <w:r>
+              <w:rPr>
+                <w:rFonts w:ascii="Times New Roman" w:hAnsi="Times New Roman"/>
+                <w:b w:val="0"/>
+                <w:i w:val="0"/>
+                <w:sz w:val="20"/>
+              </w:rPr>
+              <w:t>Step 7B</w:t>
+            </w:r>
+          </w:p>
+        </w:tc>
+        <w:tc>
+          <w:tcPr>
+            <w:tcW w:type="dxa" w:w="1814"/>
+          </w:tcPr>
+          <w:p>
+            <w:pPr>
+              <w:jc w:val="center"/>
+            </w:pPr>
+            <w:r>
+              <w:rPr>
+                <w:rFonts w:ascii="Times New Roman" w:hAnsi="Times New Roman"/>
+                <w:b w:val="0"/>
+                <w:i w:val="0"/>
+                <w:sz w:val="20"/>
+              </w:rPr>
+              <w:t>lidar_step7_spp_correction.py</w:t>
+              <w:br/>
+              <w:t>(multi-GNSS nav)</w:t>
+            </w:r>
+          </w:p>
+        </w:tc>
+        <w:tc>
+          <w:tcPr>
+            <w:tcW w:type="dxa" w:w="1814"/>
+          </w:tcPr>
+          <w:p>
+            <w:pPr>
+              <w:jc w:val="center"/>
+            </w:pPr>
+            <w:r>
+              <w:rPr>
+                <w:rFonts w:ascii="Times New Roman" w:hAnsi="Times New Roman"/>
+                <w:b w:val="0"/>
+                <w:i w:val="0"/>
+                <w:sz w:val="20"/>
+              </w:rPr>
+              <w:t>Same + mixed nav file</w:t>
+            </w:r>
+          </w:p>
+        </w:tc>
+        <w:tc>
+          <w:tcPr>
+            <w:tcW w:type="dxa" w:w="1814"/>
+          </w:tcPr>
+          <w:p>
+            <w:pPr>
+              <w:jc w:val="center"/>
+            </w:pPr>
+            <w:r>
+              <w:rPr>
+                <w:rFonts w:ascii="Times New Roman" w:hAnsi="Times New Roman"/>
+                <w:b w:val="0"/>
+                <w:i w:val="0"/>
+                <w:sz w:val="20"/>
+              </w:rPr>
+              <w:t>spp_correction_report_multi.html</w:t>
+            </w:r>
+          </w:p>
+        </w:tc>
+        <w:tc>
+          <w:tcPr>
+            <w:tcW w:type="dxa" w:w="1814"/>
+          </w:tcPr>
+          <w:p>
+            <w:pPr>
+              <w:jc w:val="center"/>
+            </w:pPr>
+            <w:r>
+              <w:rPr>
+                <w:rFonts w:ascii="Times New Roman" w:hAnsi="Times New Roman"/>
+                <w:b w:val="0"/>
+                <w:i w:val="0"/>
+                <w:sz w:val="20"/>
+              </w:rPr>
+              <w:t>Planned</w:t>
+            </w:r>
+          </w:p>
+        </w:tc>
+      </w:tr>
+    </w:tbl>
+    <w:p/>
+    <w:p>
+      <w:pPr>
+        <w:spacing w:before="280" w:after="80"/>
+      </w:pPr>
+      <w:r>
+        <w:rPr>
+          <w:rFonts w:ascii="Times New Roman" w:hAnsi="Times New Roman"/>
+          <w:b/>
+          <w:i w:val="0"/>
+          <w:sz w:val="24"/>
+        </w:rPr>
+        <w:t>Appendix B: Figure Checklist</w:t>
+      </w:r>
+    </w:p>
+    <w:p>
+      <w:pPr>
+        <w:spacing w:before="160"/>
+      </w:pPr>
+      <w:r>
+        <w:rPr>
+          <w:rFonts w:ascii="Times New Roman" w:hAnsi="Times New Roman"/>
+          <w:b/>
+          <w:i w:val="0"/>
+          <w:sz w:val="20"/>
+        </w:rPr>
+        <w:t>Appendix Table B. Figure checklist.</w:t>
       </w:r>
     </w:p>
     <w:tbl>
@@ -3489,7 +5573,7 @@
                 <w:i w:val="0"/>
                 <w:sz w:val="20"/>
               </w:rPr>
-              <w:t>Source script / file</w:t>
+              <w:t>Source file</w:t>
             </w:r>
           </w:p>
         </w:tc>
@@ -3568,7 +5652,7 @@
                 <w:i w:val="0"/>
                 <w:sz w:val="20"/>
               </w:rPr>
-              <w:t>Hand-drawn / PowerPoint</w:t>
+              <w:t>Hand-drawn / draw.io</w:t>
             </w:r>
           </w:p>
         </w:tc>
@@ -3587,7 +5671,7 @@
                 <w:i w:val="0"/>
                 <w:sz w:val="20"/>
               </w:rPr>
-              <w:t>To be created</w:t>
+              <w:t>To create</w:t>
             </w:r>
           </w:p>
         </w:tc>
@@ -3627,7 +5711,7 @@
                 <w:i w:val="0"/>
                 <w:sz w:val="20"/>
               </w:rPr>
-              <w:t>CloudCompare LiDAR map screenshot</w:t>
+              <w:t>LiDAR map screenshot (CloudCompare)</w:t>
             </w:r>
           </w:p>
         </w:tc>
@@ -3646,7 +5730,7 @@
                 <w:i w:val="0"/>
                 <w:sz w:val="20"/>
               </w:rPr>
-              <w:t>urbannav_map.ply</w:t>
+              <w:t>urbannav_map.pcd</w:t>
             </w:r>
           </w:p>
         </w:tc>
@@ -3665,7 +5749,7 @@
                 <w:i w:val="0"/>
                 <w:sz w:val="20"/>
               </w:rPr>
-              <w:t>Screenshot available</w:t>
+              <w:t>Screenshot ready</w:t>
             </w:r>
           </w:p>
         </w:tc>
@@ -3783,7 +5867,7 @@
                 <w:i w:val="0"/>
                 <w:sz w:val="20"/>
               </w:rPr>
-              <w:t>ΔL distribution + severity chart</w:t>
+              <w:t>ΔL distribution + severity donut</w:t>
             </w:r>
           </w:p>
         </w:tc>
@@ -3998,7 +6082,7 @@
                 <w:i w:val="0"/>
                 <w:sz w:val="20"/>
               </w:rPr>
-              <w:t>Table 1</w:t>
+              <w:t>Fig. 7</w:t>
             </w:r>
           </w:p>
         </w:tc>
@@ -4017,7 +6101,7 @@
                 <w:i w:val="0"/>
                 <w:sz w:val="20"/>
               </w:rPr>
-              <w:t>Dataset parameters</w:t>
+              <w:t>Exp B vs A horizontal error CDF</w:t>
             </w:r>
           </w:p>
         </w:tc>
@@ -4036,7 +6120,7 @@
                 <w:i w:val="0"/>
                 <w:sz w:val="20"/>
               </w:rPr>
-              <w:t>This document</w:t>
+              <w:t>spp_correction_report_multi.html</w:t>
             </w:r>
           </w:p>
         </w:tc>
@@ -4055,241 +6139,7 @@
                 <w:i w:val="0"/>
                 <w:sz w:val="20"/>
               </w:rPr>
-              <w:t>Complete</w:t>
-            </w:r>
-          </w:p>
-        </w:tc>
-      </w:tr>
-      <w:tr>
-        <w:tc>
-          <w:tcPr>
-            <w:tcW w:type="dxa" w:w="2268"/>
-          </w:tcPr>
-          <w:p>
-            <w:pPr>
-              <w:jc w:val="center"/>
-            </w:pPr>
-            <w:r>
-              <w:rPr>
-                <w:rFonts w:ascii="Times New Roman" w:hAnsi="Times New Roman"/>
-                <w:b w:val="0"/>
-                <w:i w:val="0"/>
-                <w:sz w:val="20"/>
-              </w:rPr>
-              <w:t>Table 2</w:t>
-            </w:r>
-          </w:p>
-        </w:tc>
-        <w:tc>
-          <w:tcPr>
-            <w:tcW w:type="dxa" w:w="2268"/>
-          </w:tcPr>
-          <w:p>
-            <w:pPr>
-              <w:jc w:val="center"/>
-            </w:pPr>
-            <w:r>
-              <w:rPr>
-                <w:rFonts w:ascii="Times New Roman" w:hAnsi="Times New Roman"/>
-                <w:b w:val="0"/>
-                <w:i w:val="0"/>
-                <w:sz w:val="20"/>
-              </w:rPr>
-              <w:t>NLOS detection confusion matrix</w:t>
-            </w:r>
-          </w:p>
-        </w:tc>
-        <w:tc>
-          <w:tcPr>
-            <w:tcW w:type="dxa" w:w="2268"/>
-          </w:tcPr>
-          <w:p>
-            <w:pPr>
-              <w:jc w:val="center"/>
-            </w:pPr>
-            <w:r>
-              <w:rPr>
-                <w:rFonts w:ascii="Times New Roman" w:hAnsi="Times New Roman"/>
-                <w:b w:val="0"/>
-                <w:i w:val="0"/>
-                <w:sz w:val="20"/>
-              </w:rPr>
-              <w:t>This document</w:t>
-            </w:r>
-          </w:p>
-        </w:tc>
-        <w:tc>
-          <w:tcPr>
-            <w:tcW w:type="dxa" w:w="2268"/>
-          </w:tcPr>
-          <w:p>
-            <w:pPr>
-              <w:jc w:val="center"/>
-            </w:pPr>
-            <w:r>
-              <w:rPr>
-                <w:rFonts w:ascii="Times New Roman" w:hAnsi="Times New Roman"/>
-                <w:b w:val="0"/>
-                <w:i w:val="0"/>
-                <w:sz w:val="20"/>
-              </w:rPr>
-              <w:t>Complete</w:t>
-            </w:r>
-          </w:p>
-        </w:tc>
-      </w:tr>
-      <w:tr>
-        <w:tc>
-          <w:tcPr>
-            <w:tcW w:type="dxa" w:w="2268"/>
-          </w:tcPr>
-          <w:p>
-            <w:pPr>
-              <w:jc w:val="center"/>
-            </w:pPr>
-            <w:r>
-              <w:rPr>
-                <w:rFonts w:ascii="Times New Roman" w:hAnsi="Times New Roman"/>
-                <w:b w:val="0"/>
-                <w:i w:val="0"/>
-                <w:sz w:val="20"/>
-              </w:rPr>
-              <w:t>Table 3</w:t>
-            </w:r>
-          </w:p>
-        </w:tc>
-        <w:tc>
-          <w:tcPr>
-            <w:tcW w:type="dxa" w:w="2268"/>
-          </w:tcPr>
-          <w:p>
-            <w:pPr>
-              <w:jc w:val="center"/>
-            </w:pPr>
-            <w:r>
-              <w:rPr>
-                <w:rFonts w:ascii="Times New Roman" w:hAnsi="Times New Roman"/>
-                <w:b w:val="0"/>
-                <w:i w:val="0"/>
-                <w:sz w:val="20"/>
-              </w:rPr>
-              <w:t>ΔL severity distribution</w:t>
-            </w:r>
-          </w:p>
-        </w:tc>
-        <w:tc>
-          <w:tcPr>
-            <w:tcW w:type="dxa" w:w="2268"/>
-          </w:tcPr>
-          <w:p>
-            <w:pPr>
-              <w:jc w:val="center"/>
-            </w:pPr>
-            <w:r>
-              <w:rPr>
-                <w:rFonts w:ascii="Times New Roman" w:hAnsi="Times New Roman"/>
-                <w:b w:val="0"/>
-                <w:i w:val="0"/>
-                <w:sz w:val="20"/>
-              </w:rPr>
-              <w:t>This document</w:t>
-            </w:r>
-          </w:p>
-        </w:tc>
-        <w:tc>
-          <w:tcPr>
-            <w:tcW w:type="dxa" w:w="2268"/>
-          </w:tcPr>
-          <w:p>
-            <w:pPr>
-              <w:jc w:val="center"/>
-            </w:pPr>
-            <w:r>
-              <w:rPr>
-                <w:rFonts w:ascii="Times New Roman" w:hAnsi="Times New Roman"/>
-                <w:b w:val="0"/>
-                <w:i w:val="0"/>
-                <w:sz w:val="20"/>
-              </w:rPr>
-              <w:t>Complete</w:t>
-            </w:r>
-          </w:p>
-        </w:tc>
-      </w:tr>
-      <w:tr>
-        <w:tc>
-          <w:tcPr>
-            <w:tcW w:type="dxa" w:w="2268"/>
-          </w:tcPr>
-          <w:p>
-            <w:pPr>
-              <w:jc w:val="center"/>
-            </w:pPr>
-            <w:r>
-              <w:rPr>
-                <w:rFonts w:ascii="Times New Roman" w:hAnsi="Times New Roman"/>
-                <w:b w:val="0"/>
-                <w:i w:val="0"/>
-                <w:sz w:val="20"/>
-              </w:rPr>
-              <w:t>Table 4</w:t>
-            </w:r>
-          </w:p>
-        </w:tc>
-        <w:tc>
-          <w:tcPr>
-            <w:tcW w:type="dxa" w:w="2268"/>
-          </w:tcPr>
-          <w:p>
-            <w:pPr>
-              <w:jc w:val="center"/>
-            </w:pPr>
-            <w:r>
-              <w:rPr>
-                <w:rFonts w:ascii="Times New Roman" w:hAnsi="Times New Roman"/>
-                <w:b w:val="0"/>
-                <w:i w:val="0"/>
-                <w:sz w:val="20"/>
-              </w:rPr>
-              <w:t>SPP error comparison</w:t>
-            </w:r>
-          </w:p>
-        </w:tc>
-        <w:tc>
-          <w:tcPr>
-            <w:tcW w:type="dxa" w:w="2268"/>
-          </w:tcPr>
-          <w:p>
-            <w:pPr>
-              <w:jc w:val="center"/>
-            </w:pPr>
-            <w:r>
-              <w:rPr>
-                <w:rFonts w:ascii="Times New Roman" w:hAnsi="Times New Roman"/>
-                <w:b w:val="0"/>
-                <w:i w:val="0"/>
-                <w:sz w:val="20"/>
-              </w:rPr>
-              <w:t>This document</w:t>
-            </w:r>
-          </w:p>
-        </w:tc>
-        <w:tc>
-          <w:tcPr>
-            <w:tcW w:type="dxa" w:w="2268"/>
-          </w:tcPr>
-          <w:p>
-            <w:pPr>
-              <w:jc w:val="center"/>
-            </w:pPr>
-            <w:r>
-              <w:rPr>
-                <w:rFonts w:ascii="Times New Roman" w:hAnsi="Times New Roman"/>
-                <w:b w:val="0"/>
-                <w:i w:val="0"/>
-                <w:sz w:val="20"/>
-              </w:rPr>
-              <w:t>Complete</w:t>
+              <w:t>Planned</w:t>
             </w:r>
           </w:p>
         </w:tc>
